--- a/11.spring/spr misc basics Best practices.docx
+++ b/11.spring/spr misc basics Best practices.docx
@@ -2,6 +2,793 @@
 <file path=word/document.xml><?xml version="1.0" encoding="utf-8"?>
 <w:document xmlns:wpc="http://schemas.microsoft.com/office/word/2010/wordprocessingCanvas" xmlns:mc="http://schemas.openxmlformats.org/markup-compatibility/2006" xmlns:o="urn:schemas-microsoft-com:office:office" xmlns:r="http://schemas.openxmlformats.org/officeDocument/2006/relationships" xmlns:m="http://schemas.openxmlformats.org/officeDocument/2006/math" xmlns:v="urn:schemas-microsoft-com:vml" xmlns:wp14="http://schemas.microsoft.com/office/word/2010/wordprocessingDrawing" xmlns:wp="http://schemas.openxmlformats.org/drawingml/2006/wordprocessingDrawing" xmlns:w10="urn:schemas-microsoft-com:office:word" xmlns:w="http://schemas.openxmlformats.org/wordprocessingml/2006/main" xmlns:w14="http://schemas.microsoft.com/office/word/2010/wordml" xmlns:w15="http://schemas.microsoft.com/office/word/2012/wordml" xmlns:wpg="http://schemas.microsoft.com/office/word/2010/wordprocessingGroup" xmlns:wpi="http://schemas.microsoft.com/office/word/2010/wordprocessingInk" xmlns:wne="http://schemas.microsoft.com/office/word/2006/wordml" xmlns:wps="http://schemas.microsoft.com/office/word/2010/wordprocessingShape" mc:Ignorable="w14 w15 wp14">
   <w:body>
+    <w:p>
+      <w:pPr>
+        <w:pStyle w:val="Heading1"/>
+      </w:pPr>
+      <w:r>
+        <w:t>Reference urls</w:t>
+      </w:r>
+    </w:p>
+    <w:tbl>
+      <w:tblPr>
+        <w:tblStyle w:val="GridTable1Light-Accent6"/>
+        <w:tblW w:w="0" w:type="auto"/>
+        <w:tblLook w:val="04A0" w:firstRow="1" w:lastRow="0" w:firstColumn="1" w:lastColumn="0" w:noHBand="0" w:noVBand="1"/>
+      </w:tblPr>
+      <w:tblGrid>
+        <w:gridCol w:w="4495"/>
+        <w:gridCol w:w="18535"/>
+      </w:tblGrid>
+      <w:tr>
+        <w:trPr>
+          <w:cnfStyle w:val="100000000000" w:firstRow="1" w:lastRow="0" w:firstColumn="0" w:lastColumn="0" w:oddVBand="0" w:evenVBand="0" w:oddHBand="0" w:evenHBand="0" w:firstRowFirstColumn="0" w:firstRowLastColumn="0" w:lastRowFirstColumn="0" w:lastRowLastColumn="0"/>
+        </w:trPr>
+        <w:tc>
+          <w:tcPr>
+            <w:cnfStyle w:val="001000000000" w:firstRow="0" w:lastRow="0" w:firstColumn="1" w:lastColumn="0" w:oddVBand="0" w:evenVBand="0" w:oddHBand="0" w:evenHBand="0" w:firstRowFirstColumn="0" w:firstRowLastColumn="0" w:lastRowFirstColumn="0" w:lastRowLastColumn="0"/>
+            <w:tcW w:w="4495" w:type="dxa"/>
+          </w:tcPr>
+          <w:p>
+            <w:r>
+              <w:t>packt book code examples</w:t>
+            </w:r>
+          </w:p>
+        </w:tc>
+        <w:tc>
+          <w:tcPr>
+            <w:tcW w:w="18535" w:type="dxa"/>
+          </w:tcPr>
+          <w:p>
+            <w:pPr>
+              <w:cnfStyle w:val="100000000000" w:firstRow="1" w:lastRow="0" w:firstColumn="0" w:lastColumn="0" w:oddVBand="0" w:evenVBand="0" w:oddHBand="0" w:evenHBand="0" w:firstRowFirstColumn="0" w:firstRowLastColumn="0" w:lastRowFirstColumn="0" w:lastRowLastColumn="0"/>
+            </w:pPr>
+            <w:hyperlink r:id="rId5" w:history="1">
+              <w:r>
+                <w:rPr>
+                  <w:rStyle w:val="Hyperlink"/>
+                </w:rPr>
+                <w:t>https://github.com/PacktPublishing/Hands-On-High-Performance-with-Spring-5</w:t>
+              </w:r>
+            </w:hyperlink>
+          </w:p>
+        </w:tc>
+      </w:tr>
+      <w:tr>
+        <w:tc>
+          <w:tcPr>
+            <w:cnfStyle w:val="001000000000" w:firstRow="0" w:lastRow="0" w:firstColumn="1" w:lastColumn="0" w:oddVBand="0" w:evenVBand="0" w:oddHBand="0" w:evenHBand="0" w:firstRowFirstColumn="0" w:firstRowLastColumn="0" w:lastRowFirstColumn="0" w:lastRowLastColumn="0"/>
+            <w:tcW w:w="4495" w:type="dxa"/>
+          </w:tcPr>
+          <w:p>
+            <w:r>
+              <w:t>new latest version</w:t>
+            </w:r>
+          </w:p>
+        </w:tc>
+        <w:tc>
+          <w:tcPr>
+            <w:tcW w:w="18535" w:type="dxa"/>
+          </w:tcPr>
+          <w:p>
+            <w:pPr>
+              <w:cnfStyle w:val="000000000000" w:firstRow="0" w:lastRow="0" w:firstColumn="0" w:lastColumn="0" w:oddVBand="0" w:evenVBand="0" w:oddHBand="0" w:evenHBand="0" w:firstRowFirstColumn="0" w:firstRowLastColumn="0" w:lastRowFirstColumn="0" w:lastRowLastColumn="0"/>
+            </w:pPr>
+            <w:hyperlink r:id="rId6" w:history="1">
+              <w:r>
+                <w:rPr>
+                  <w:rStyle w:val="Hyperlink"/>
+                </w:rPr>
+                <w:t>https://github.com/spring-projects/spring-framework/wiki/What%27s-New-in-Spring-Framework-6.x</w:t>
+              </w:r>
+            </w:hyperlink>
+          </w:p>
+          <w:p>
+            <w:pPr>
+              <w:cnfStyle w:val="000000000000" w:firstRow="0" w:lastRow="0" w:firstColumn="0" w:lastColumn="0" w:oddVBand="0" w:evenVBand="0" w:oddHBand="0" w:evenHBand="0" w:firstRowFirstColumn="0" w:firstRowLastColumn="0" w:lastRowFirstColumn="0" w:lastRowLastColumn="0"/>
+              <w:rPr>
+                <w:rStyle w:val="Hyperlink"/>
+              </w:rPr>
+            </w:pPr>
+            <w:hyperlink r:id="rId7" w:history="1">
+              <w:r>
+                <w:rPr>
+                  <w:rStyle w:val="Hyperlink"/>
+                </w:rPr>
+                <w:t>https://github.com/spring-projects/spring-framework/wiki/Upgrading-to-Spring-Framework-5.x</w:t>
+              </w:r>
+            </w:hyperlink>
+          </w:p>
+          <w:p>
+            <w:pPr>
+              <w:cnfStyle w:val="000000000000" w:firstRow="0" w:lastRow="0" w:firstColumn="0" w:lastColumn="0" w:oddVBand="0" w:evenVBand="0" w:oddHBand="0" w:evenHBand="0" w:firstRowFirstColumn="0" w:firstRowLastColumn="0" w:lastRowFirstColumn="0" w:lastRowLastColumn="0"/>
+            </w:pPr>
+            <w:hyperlink r:id="rId8" w:history="1">
+              <w:r>
+                <w:rPr>
+                  <w:rStyle w:val="Hyperlink"/>
+                </w:rPr>
+                <w:t>https://docs.spring.io/spring-framework/reference/core/beans/java/bean-annotation.html</w:t>
+              </w:r>
+            </w:hyperlink>
+          </w:p>
+          <w:p>
+            <w:pPr>
+              <w:cnfStyle w:val="000000000000" w:firstRow="0" w:lastRow="0" w:firstColumn="0" w:lastColumn="0" w:oddVBand="0" w:evenVBand="0" w:oddHBand="0" w:evenHBand="0" w:firstRowFirstColumn="0" w:firstRowLastColumn="0" w:lastRowFirstColumn="0" w:lastRowLastColumn="0"/>
+            </w:pPr>
+          </w:p>
+        </w:tc>
+      </w:tr>
+      <w:tr>
+        <w:tc>
+          <w:tcPr>
+            <w:cnfStyle w:val="001000000000" w:firstRow="0" w:lastRow="0" w:firstColumn="1" w:lastColumn="0" w:oddVBand="0" w:evenVBand="0" w:oddHBand="0" w:evenHBand="0" w:firstRowFirstColumn="0" w:firstRowLastColumn="0" w:lastRowFirstColumn="0" w:lastRowLastColumn="0"/>
+            <w:tcW w:w="4495" w:type="dxa"/>
+          </w:tcPr>
+          <w:p>
+            <w:r>
+              <w:t>for full reference</w:t>
+            </w:r>
+          </w:p>
+        </w:tc>
+        <w:tc>
+          <w:tcPr>
+            <w:tcW w:w="18535" w:type="dxa"/>
+          </w:tcPr>
+          <w:p>
+            <w:pPr>
+              <w:cnfStyle w:val="000000000000" w:firstRow="0" w:lastRow="0" w:firstColumn="0" w:lastColumn="0" w:oddVBand="0" w:evenVBand="0" w:oddHBand="0" w:evenHBand="0" w:firstRowFirstColumn="0" w:firstRowLastColumn="0" w:lastRowFirstColumn="0" w:lastRowLastColumn="0"/>
+            </w:pPr>
+            <w:hyperlink r:id="rId9" w:history="1">
+              <w:r>
+                <w:rPr>
+                  <w:rStyle w:val="Hyperlink"/>
+                </w:rPr>
+                <w:t>https://docs.spring.io/spring-framework/reference/overview.html</w:t>
+              </w:r>
+            </w:hyperlink>
+          </w:p>
+        </w:tc>
+      </w:tr>
+      <w:tr>
+        <w:tc>
+          <w:tcPr>
+            <w:cnfStyle w:val="001000000000" w:firstRow="0" w:lastRow="0" w:firstColumn="1" w:lastColumn="0" w:oddVBand="0" w:evenVBand="0" w:oddHBand="0" w:evenHBand="0" w:firstRowFirstColumn="0" w:firstRowLastColumn="0" w:lastRowFirstColumn="0" w:lastRowLastColumn="0"/>
+            <w:tcW w:w="4495" w:type="dxa"/>
+          </w:tcPr>
+          <w:p>
+            <w:r>
+              <w:t>For property files</w:t>
+            </w:r>
+          </w:p>
+        </w:tc>
+        <w:tc>
+          <w:tcPr>
+            <w:tcW w:w="18535" w:type="dxa"/>
+          </w:tcPr>
+          <w:p>
+            <w:pPr>
+              <w:cnfStyle w:val="000000000000" w:firstRow="0" w:lastRow="0" w:firstColumn="0" w:lastColumn="0" w:oddVBand="0" w:evenVBand="0" w:oddHBand="0" w:evenHBand="0" w:firstRowFirstColumn="0" w:firstRowLastColumn="0" w:lastRowFirstColumn="0" w:lastRowLastColumn="0"/>
+            </w:pPr>
+            <w:hyperlink r:id="rId10" w:anchor="features.external-config.files" w:history="1">
+              <w:r>
+                <w:rPr>
+                  <w:rStyle w:val="Hyperlink"/>
+                </w:rPr>
+                <w:t>https://docs.spring.io/spring-boot/reference/features/external-config.html#features.external-config.files</w:t>
+              </w:r>
+            </w:hyperlink>
+          </w:p>
+        </w:tc>
+      </w:tr>
+    </w:tbl>
+    <w:p>
+      <w:pPr>
+        <w:pStyle w:val="ListParagraph"/>
+        <w:numPr>
+          <w:ilvl w:val="0"/>
+          <w:numId w:val="13"/>
+        </w:numPr>
+      </w:pPr>
+      <w:r>
+        <w:t>The first milestone version of Spring Framework was released in March 2004</w:t>
+      </w:r>
+    </w:p>
+    <w:p>
+      <w:pPr>
+        <w:pStyle w:val="ListParagraph"/>
+        <w:numPr>
+          <w:ilvl w:val="0"/>
+          <w:numId w:val="13"/>
+        </w:numPr>
+      </w:pPr>
+      <w:r>
+        <w:t>Spring was introduced as an alternative technology especially made for EJB</w:t>
+      </w:r>
+      <w:r>
+        <w:t>, now it is having 20 modules</w:t>
+      </w:r>
+      <w:r>
+        <w:t xml:space="preserve"> (</w:t>
+      </w:r>
+      <w:r>
+        <w:rPr>
+          <w:rFonts w:ascii="Guardian Sans Text" w:hAnsi="Guardian Sans Text"/>
+          <w:color w:val="3D3B49"/>
+          <w:sz w:val="23"/>
+          <w:szCs w:val="23"/>
+          <w:shd w:val="clear" w:color="auto" w:fill="EEF2F6"/>
+        </w:rPr>
+        <w:t>spring-core,</w:t>
+      </w:r>
+      <w:r>
+        <w:rPr>
+          <w:rFonts w:ascii="Guardian Sans Text" w:hAnsi="Guardian Sans Text"/>
+          <w:color w:val="3D3B49"/>
+          <w:sz w:val="23"/>
+          <w:szCs w:val="23"/>
+          <w:shd w:val="clear" w:color="auto" w:fill="FFFFFF"/>
+        </w:rPr>
+        <w:t xml:space="preserve"> </w:t>
+      </w:r>
+      <w:r>
+        <w:rPr>
+          <w:rFonts w:ascii="Guardian Sans Text" w:hAnsi="Guardian Sans Text"/>
+          <w:color w:val="3D3B49"/>
+          <w:sz w:val="23"/>
+          <w:szCs w:val="23"/>
+          <w:shd w:val="clear" w:color="auto" w:fill="FFFFFF"/>
+        </w:rPr>
+        <w:t>spring-beans,spring-expression,spring-context</w:t>
+      </w:r>
+      <w:r>
+        <w:t>)</w:t>
+      </w:r>
+    </w:p>
+    <w:p>
+      <w:pPr>
+        <w:pStyle w:val="ListParagraph"/>
+        <w:rPr>
+          <w:sz w:val="36"/>
+          <w:szCs w:val="28"/>
+        </w:rPr>
+      </w:pPr>
+      <w:r>
+        <w:rPr>
+          <w:rFonts w:ascii="Guardian Sans Text" w:hAnsi="Guardian Sans Text"/>
+          <w:color w:val="3D3B49"/>
+          <w:sz w:val="31"/>
+          <w:szCs w:val="31"/>
+          <w:shd w:val="clear" w:color="auto" w:fill="FDFBF7"/>
+        </w:rPr>
+        <w:t>Data integration module</w:t>
+      </w:r>
+      <w:r>
+        <w:rPr>
+          <w:rFonts w:ascii="Guardian Sans Text" w:hAnsi="Guardian Sans Text"/>
+          <w:color w:val="3D3B49"/>
+          <w:sz w:val="35"/>
+          <w:szCs w:val="36"/>
+          <w:shd w:val="clear" w:color="auto" w:fill="FDFBF7"/>
+        </w:rPr>
+        <w:t> </w:t>
+      </w:r>
+      <w:r>
+        <w:rPr>
+          <w:rStyle w:val="HTMLKeyboard"/>
+          <w:rFonts w:eastAsiaTheme="minorHAnsi"/>
+          <w:color w:val="3D3B49"/>
+          <w:sz w:val="22"/>
+          <w:szCs w:val="22"/>
+          <w:shd w:val="clear" w:color="auto" w:fill="FDFBF7"/>
+        </w:rPr>
+        <w:t>spring-jdbc</w:t>
+      </w:r>
+      <w:r>
+        <w:rPr>
+          <w:rFonts w:ascii="Guardian Sans Text" w:hAnsi="Guardian Sans Text"/>
+          <w:color w:val="3D3B49"/>
+          <w:sz w:val="35"/>
+          <w:szCs w:val="36"/>
+          <w:shd w:val="clear" w:color="auto" w:fill="FDFBF7"/>
+        </w:rPr>
+        <w:t>, </w:t>
+      </w:r>
+      <w:r>
+        <w:rPr>
+          <w:rStyle w:val="HTMLKeyboard"/>
+          <w:rFonts w:eastAsiaTheme="minorHAnsi"/>
+          <w:color w:val="3D3B49"/>
+          <w:sz w:val="22"/>
+          <w:szCs w:val="22"/>
+          <w:shd w:val="clear" w:color="auto" w:fill="FDFBF7"/>
+        </w:rPr>
+        <w:t>spring-orm</w:t>
+      </w:r>
+      <w:r>
+        <w:rPr>
+          <w:rFonts w:ascii="Guardian Sans Text" w:hAnsi="Guardian Sans Text"/>
+          <w:color w:val="3D3B49"/>
+          <w:sz w:val="35"/>
+          <w:szCs w:val="36"/>
+          <w:shd w:val="clear" w:color="auto" w:fill="FDFBF7"/>
+        </w:rPr>
+        <w:t>, </w:t>
+      </w:r>
+      <w:r>
+        <w:rPr>
+          <w:rStyle w:val="HTMLKeyboard"/>
+          <w:rFonts w:eastAsiaTheme="minorHAnsi"/>
+          <w:color w:val="3D3B49"/>
+          <w:sz w:val="22"/>
+          <w:szCs w:val="22"/>
+          <w:shd w:val="clear" w:color="auto" w:fill="FDFBF7"/>
+        </w:rPr>
+        <w:t>spring-oxm</w:t>
+      </w:r>
+      <w:r>
+        <w:rPr>
+          <w:rFonts w:ascii="Guardian Sans Text" w:hAnsi="Guardian Sans Text"/>
+          <w:color w:val="3D3B49"/>
+          <w:sz w:val="35"/>
+          <w:szCs w:val="36"/>
+          <w:shd w:val="clear" w:color="auto" w:fill="FDFBF7"/>
+        </w:rPr>
+        <w:t>, </w:t>
+      </w:r>
+      <w:r>
+        <w:rPr>
+          <w:rStyle w:val="HTMLKeyboard"/>
+          <w:rFonts w:eastAsiaTheme="minorHAnsi"/>
+          <w:color w:val="3D3B49"/>
+          <w:sz w:val="22"/>
+          <w:szCs w:val="22"/>
+          <w:shd w:val="clear" w:color="auto" w:fill="FDFBF7"/>
+        </w:rPr>
+        <w:t>spring-jms</w:t>
+      </w:r>
+      <w:r>
+        <w:rPr>
+          <w:rFonts w:ascii="Guardian Sans Text" w:hAnsi="Guardian Sans Text"/>
+          <w:color w:val="3D3B49"/>
+          <w:sz w:val="35"/>
+          <w:szCs w:val="36"/>
+          <w:shd w:val="clear" w:color="auto" w:fill="FDFBF7"/>
+        </w:rPr>
+        <w:t>, and </w:t>
+      </w:r>
+      <w:r>
+        <w:rPr>
+          <w:rStyle w:val="HTMLKeyboard"/>
+          <w:rFonts w:eastAsiaTheme="minorHAnsi"/>
+          <w:color w:val="3D3B49"/>
+          <w:sz w:val="22"/>
+          <w:szCs w:val="22"/>
+          <w:shd w:val="clear" w:color="auto" w:fill="FDFBF7"/>
+        </w:rPr>
+        <w:t>spring-tx</w:t>
+      </w:r>
+      <w:r>
+        <w:rPr>
+          <w:rFonts w:ascii="Guardian Sans Text" w:hAnsi="Guardian Sans Text"/>
+          <w:color w:val="3D3B49"/>
+          <w:sz w:val="35"/>
+          <w:szCs w:val="36"/>
+          <w:shd w:val="clear" w:color="auto" w:fill="FDFBF7"/>
+        </w:rPr>
+        <w:t>.</w:t>
+      </w:r>
+    </w:p>
+    <w:tbl>
+      <w:tblPr>
+        <w:tblW w:w="0" w:type="auto"/>
+        <w:tblBorders>
+          <w:top w:val="outset" w:sz="6" w:space="0" w:color="auto"/>
+          <w:left w:val="outset" w:sz="6" w:space="0" w:color="auto"/>
+          <w:bottom w:val="outset" w:sz="6" w:space="0" w:color="auto"/>
+          <w:right w:val="outset" w:sz="6" w:space="0" w:color="auto"/>
+        </w:tblBorders>
+        <w:shd w:val="clear" w:color="auto" w:fill="FFFFFF"/>
+        <w:tblCellMar>
+          <w:top w:w="210" w:type="dxa"/>
+          <w:left w:w="210" w:type="dxa"/>
+          <w:bottom w:w="210" w:type="dxa"/>
+          <w:right w:w="210" w:type="dxa"/>
+        </w:tblCellMar>
+        <w:tblLook w:val="04A0" w:firstRow="1" w:lastRow="0" w:firstColumn="1" w:lastColumn="0" w:noHBand="0" w:noVBand="1"/>
+      </w:tblPr>
+      <w:tblGrid>
+        <w:gridCol w:w="2320"/>
+        <w:gridCol w:w="18696"/>
+      </w:tblGrid>
+      <w:tr>
+        <w:tc>
+          <w:tcPr>
+            <w:tcW w:w="0" w:type="auto"/>
+            <w:tcBorders>
+              <w:top w:val="outset" w:sz="6" w:space="0" w:color="auto"/>
+              <w:left w:val="outset" w:sz="6" w:space="0" w:color="auto"/>
+              <w:bottom w:val="outset" w:sz="6" w:space="0" w:color="auto"/>
+              <w:right w:val="outset" w:sz="6" w:space="0" w:color="auto"/>
+            </w:tcBorders>
+            <w:shd w:val="clear" w:color="auto" w:fill="FFFFFF"/>
+            <w:vAlign w:val="center"/>
+            <w:hideMark/>
+          </w:tcPr>
+          <w:p>
+            <w:pPr>
+              <w:spacing w:after="0" w:line="240" w:lineRule="auto"/>
+              <w:rPr>
+                <w:rFonts w:ascii="Comic Sans MS" w:eastAsia="Times New Roman" w:hAnsi="Comic Sans MS" w:cs="Times New Roman"/>
+                <w:color w:val="3D3B49"/>
+                <w:sz w:val="31"/>
+                <w:szCs w:val="31"/>
+                <w:lang w:eastAsia="en-IN" w:bidi="te-IN"/>
+              </w:rPr>
+            </w:pPr>
+            <w:r>
+              <w:rPr>
+                <w:rFonts w:ascii="Comic Sans MS" w:eastAsia="Times New Roman" w:hAnsi="Comic Sans MS" w:cs="Courier New"/>
+                <w:color w:val="3D3B49"/>
+                <w:sz w:val="23"/>
+                <w:szCs w:val="23"/>
+                <w:lang w:eastAsia="en-IN" w:bidi="te-IN"/>
+              </w:rPr>
+              <w:t>spring-expression</w:t>
+            </w:r>
+          </w:p>
+        </w:tc>
+        <w:tc>
+          <w:tcPr>
+            <w:tcW w:w="0" w:type="auto"/>
+            <w:tcBorders>
+              <w:top w:val="outset" w:sz="6" w:space="0" w:color="auto"/>
+              <w:left w:val="outset" w:sz="6" w:space="0" w:color="auto"/>
+              <w:bottom w:val="outset" w:sz="6" w:space="0" w:color="auto"/>
+              <w:right w:val="outset" w:sz="6" w:space="0" w:color="auto"/>
+            </w:tcBorders>
+            <w:shd w:val="clear" w:color="auto" w:fill="FFFFFF"/>
+            <w:vAlign w:val="center"/>
+            <w:hideMark/>
+          </w:tcPr>
+          <w:p>
+            <w:pPr>
+              <w:spacing w:after="0" w:line="240" w:lineRule="auto"/>
+              <w:rPr>
+                <w:rFonts w:ascii="Comic Sans MS" w:eastAsia="Times New Roman" w:hAnsi="Comic Sans MS" w:cs="Times New Roman"/>
+                <w:color w:val="3D3B49"/>
+                <w:sz w:val="31"/>
+                <w:szCs w:val="31"/>
+                <w:lang w:eastAsia="en-IN" w:bidi="te-IN"/>
+              </w:rPr>
+            </w:pPr>
+            <w:r>
+              <w:rPr>
+                <w:rFonts w:ascii="Comic Sans MS" w:eastAsia="Times New Roman" w:hAnsi="Comic Sans MS" w:cs="Times New Roman"/>
+                <w:color w:val="3D3B49"/>
+                <w:sz w:val="31"/>
+                <w:szCs w:val="31"/>
+                <w:lang w:eastAsia="en-IN" w:bidi="te-IN"/>
+              </w:rPr>
+              <w:t>This module provides support for accessing properties of beans at runtime and also allows us to manipulate them.</w:t>
+            </w:r>
+          </w:p>
+        </w:tc>
+      </w:tr>
+      <w:tr>
+        <w:tc>
+          <w:tcPr>
+            <w:tcW w:w="0" w:type="auto"/>
+            <w:tcBorders>
+              <w:top w:val="outset" w:sz="6" w:space="0" w:color="auto"/>
+              <w:left w:val="outset" w:sz="6" w:space="0" w:color="auto"/>
+              <w:bottom w:val="outset" w:sz="6" w:space="0" w:color="auto"/>
+              <w:right w:val="outset" w:sz="6" w:space="0" w:color="auto"/>
+            </w:tcBorders>
+            <w:shd w:val="clear" w:color="auto" w:fill="FFFFFF"/>
+            <w:vAlign w:val="center"/>
+          </w:tcPr>
+          <w:p>
+            <w:pPr>
+              <w:spacing w:after="0" w:line="240" w:lineRule="auto"/>
+              <w:rPr>
+                <w:rFonts w:ascii="Comic Sans MS" w:eastAsia="Times New Roman" w:hAnsi="Comic Sans MS" w:cs="Courier New"/>
+                <w:color w:val="3D3B49"/>
+                <w:sz w:val="23"/>
+                <w:szCs w:val="23"/>
+                <w:lang w:eastAsia="en-IN" w:bidi="te-IN"/>
+              </w:rPr>
+            </w:pPr>
+            <w:r>
+              <w:rPr>
+                <w:rFonts w:ascii="Comic Sans MS" w:eastAsia="Times New Roman" w:hAnsi="Comic Sans MS" w:cs="Courier New"/>
+                <w:color w:val="3D3B49"/>
+                <w:sz w:val="23"/>
+                <w:szCs w:val="23"/>
+                <w:lang w:eastAsia="en-IN" w:bidi="te-IN"/>
+              </w:rPr>
+              <w:t xml:space="preserve">spring data </w:t>
+            </w:r>
+          </w:p>
+        </w:tc>
+        <w:tc>
+          <w:tcPr>
+            <w:tcW w:w="0" w:type="auto"/>
+            <w:tcBorders>
+              <w:top w:val="outset" w:sz="6" w:space="0" w:color="auto"/>
+              <w:left w:val="outset" w:sz="6" w:space="0" w:color="auto"/>
+              <w:bottom w:val="outset" w:sz="6" w:space="0" w:color="auto"/>
+              <w:right w:val="outset" w:sz="6" w:space="0" w:color="auto"/>
+            </w:tcBorders>
+            <w:shd w:val="clear" w:color="auto" w:fill="FFFFFF"/>
+            <w:vAlign w:val="center"/>
+          </w:tcPr>
+          <w:p>
+            <w:pPr>
+              <w:spacing w:after="0" w:line="240" w:lineRule="auto"/>
+              <w:rPr>
+                <w:rFonts w:ascii="Comic Sans MS" w:eastAsia="Times New Roman" w:hAnsi="Comic Sans MS" w:cs="Times New Roman"/>
+                <w:color w:val="3D3B49"/>
+                <w:sz w:val="31"/>
+                <w:szCs w:val="31"/>
+                <w:lang w:eastAsia="en-IN" w:bidi="te-IN"/>
+              </w:rPr>
+            </w:pPr>
+            <w:r>
+              <w:rPr>
+                <w:rFonts w:ascii="Comic Sans MS" w:eastAsia="Times New Roman" w:hAnsi="Comic Sans MS" w:cs="Times New Roman"/>
+                <w:color w:val="3D3B49"/>
+                <w:sz w:val="31"/>
+                <w:szCs w:val="31"/>
+                <w:lang w:eastAsia="en-IN" w:bidi="te-IN"/>
+              </w:rPr>
+              <w:t>JPA ,JDBC,LDAP,MongoDB,Gemfire,REST,Redis,Apache Cassandra,Apache Solr</w:t>
+            </w:r>
+          </w:p>
+        </w:tc>
+      </w:tr>
+      <w:tr>
+        <w:tc>
+          <w:tcPr>
+            <w:tcW w:w="0" w:type="auto"/>
+            <w:tcBorders>
+              <w:top w:val="outset" w:sz="6" w:space="0" w:color="auto"/>
+              <w:left w:val="outset" w:sz="6" w:space="0" w:color="auto"/>
+              <w:bottom w:val="outset" w:sz="6" w:space="0" w:color="auto"/>
+              <w:right w:val="outset" w:sz="6" w:space="0" w:color="auto"/>
+            </w:tcBorders>
+            <w:shd w:val="clear" w:color="auto" w:fill="FFFFFF"/>
+            <w:vAlign w:val="center"/>
+          </w:tcPr>
+          <w:p>
+            <w:pPr>
+              <w:spacing w:after="0" w:line="240" w:lineRule="auto"/>
+              <w:rPr>
+                <w:rFonts w:ascii="Comic Sans MS" w:eastAsia="Times New Roman" w:hAnsi="Comic Sans MS" w:cs="Courier New"/>
+                <w:color w:val="3D3B49"/>
+                <w:sz w:val="23"/>
+                <w:szCs w:val="23"/>
+                <w:lang w:eastAsia="en-IN" w:bidi="te-IN"/>
+              </w:rPr>
+            </w:pPr>
+            <w:r>
+              <w:rPr>
+                <w:rFonts w:ascii="Comic Sans MS" w:eastAsia="Times New Roman" w:hAnsi="Comic Sans MS" w:cs="Courier New"/>
+                <w:color w:val="3D3B49"/>
+                <w:sz w:val="23"/>
+                <w:szCs w:val="23"/>
+                <w:lang w:eastAsia="en-IN" w:bidi="te-IN"/>
+              </w:rPr>
+              <w:t>spring-security</w:t>
+            </w:r>
+          </w:p>
+        </w:tc>
+        <w:tc>
+          <w:tcPr>
+            <w:tcW w:w="0" w:type="auto"/>
+            <w:tcBorders>
+              <w:top w:val="outset" w:sz="6" w:space="0" w:color="auto"/>
+              <w:left w:val="outset" w:sz="6" w:space="0" w:color="auto"/>
+              <w:bottom w:val="outset" w:sz="6" w:space="0" w:color="auto"/>
+              <w:right w:val="outset" w:sz="6" w:space="0" w:color="auto"/>
+            </w:tcBorders>
+            <w:shd w:val="clear" w:color="auto" w:fill="FFFFFF"/>
+            <w:vAlign w:val="center"/>
+          </w:tcPr>
+          <w:p>
+            <w:pPr>
+              <w:numPr>
+                <w:ilvl w:val="0"/>
+                <w:numId w:val="14"/>
+              </w:numPr>
+              <w:shd w:val="clear" w:color="auto" w:fill="FDFBF7"/>
+              <w:spacing w:before="100" w:beforeAutospacing="1" w:after="100" w:afterAutospacing="1" w:line="240" w:lineRule="auto"/>
+              <w:rPr>
+                <w:rFonts w:ascii="Guardian Sans Text" w:eastAsia="Times New Roman" w:hAnsi="Guardian Sans Text" w:cs="Times New Roman"/>
+                <w:color w:val="3D3B49"/>
+                <w:sz w:val="31"/>
+                <w:szCs w:val="31"/>
+                <w:lang w:eastAsia="en-IN" w:bidi="te-IN"/>
+              </w:rPr>
+            </w:pPr>
+            <w:r>
+              <w:rPr>
+                <w:rFonts w:ascii="Guardian Sans Text" w:eastAsia="Times New Roman" w:hAnsi="Guardian Sans Text" w:cs="Times New Roman"/>
+                <w:color w:val="3D3B49"/>
+                <w:sz w:val="31"/>
+                <w:szCs w:val="31"/>
+                <w:lang w:eastAsia="en-IN" w:bidi="te-IN"/>
+              </w:rPr>
+              <w:t>Module support for integration with </w:t>
+            </w:r>
+            <w:r>
+              <w:rPr>
+                <w:rFonts w:ascii="Guardian Sans Text" w:eastAsia="Times New Roman" w:hAnsi="Guardian Sans Text" w:cs="Times New Roman"/>
+                <w:b/>
+                <w:bCs/>
+                <w:color w:val="3D3B49"/>
+                <w:sz w:val="31"/>
+                <w:szCs w:val="31"/>
+                <w:lang w:eastAsia="en-IN" w:bidi="te-IN"/>
+              </w:rPr>
+              <w:t>Security Assertion Markup Language</w:t>
+            </w:r>
+            <w:r>
+              <w:rPr>
+                <w:rFonts w:ascii="Guardian Sans Text" w:eastAsia="Times New Roman" w:hAnsi="Guardian Sans Text" w:cs="Times New Roman"/>
+                <w:color w:val="3D3B49"/>
+                <w:sz w:val="31"/>
+                <w:szCs w:val="31"/>
+                <w:lang w:eastAsia="en-IN" w:bidi="te-IN"/>
+              </w:rPr>
+              <w:t> (</w:t>
+            </w:r>
+            <w:r>
+              <w:rPr>
+                <w:rFonts w:ascii="Guardian Sans Text" w:eastAsia="Times New Roman" w:hAnsi="Guardian Sans Text" w:cs="Times New Roman"/>
+                <w:b/>
+                <w:bCs/>
+                <w:color w:val="3D3B49"/>
+                <w:sz w:val="31"/>
+                <w:szCs w:val="31"/>
+                <w:lang w:eastAsia="en-IN" w:bidi="te-IN"/>
+              </w:rPr>
+              <w:t>SAML</w:t>
+            </w:r>
+            <w:r>
+              <w:rPr>
+                <w:rFonts w:ascii="Guardian Sans Text" w:eastAsia="Times New Roman" w:hAnsi="Guardian Sans Text" w:cs="Times New Roman"/>
+                <w:color w:val="3D3B49"/>
+                <w:sz w:val="31"/>
+                <w:szCs w:val="31"/>
+                <w:lang w:eastAsia="en-IN" w:bidi="te-IN"/>
+              </w:rPr>
+              <w:t>) and </w:t>
+            </w:r>
+            <w:r>
+              <w:rPr>
+                <w:rFonts w:ascii="Guardian Sans Text" w:eastAsia="Times New Roman" w:hAnsi="Guardian Sans Text" w:cs="Times New Roman"/>
+                <w:b/>
+                <w:bCs/>
+                <w:color w:val="3D3B49"/>
+                <w:sz w:val="31"/>
+                <w:szCs w:val="31"/>
+                <w:lang w:eastAsia="en-IN" w:bidi="te-IN"/>
+              </w:rPr>
+              <w:t>Lightweight Directory Access Protocol</w:t>
+            </w:r>
+            <w:r>
+              <w:rPr>
+                <w:rFonts w:ascii="Guardian Sans Text" w:eastAsia="Times New Roman" w:hAnsi="Guardian Sans Text" w:cs="Times New Roman"/>
+                <w:color w:val="3D3B49"/>
+                <w:sz w:val="31"/>
+                <w:szCs w:val="31"/>
+                <w:lang w:eastAsia="en-IN" w:bidi="te-IN"/>
+              </w:rPr>
+              <w:t> (</w:t>
+            </w:r>
+            <w:r>
+              <w:rPr>
+                <w:rFonts w:ascii="Guardian Sans Text" w:eastAsia="Times New Roman" w:hAnsi="Guardian Sans Text" w:cs="Times New Roman"/>
+                <w:b/>
+                <w:bCs/>
+                <w:color w:val="3D3B49"/>
+                <w:sz w:val="31"/>
+                <w:szCs w:val="31"/>
+                <w:lang w:eastAsia="en-IN" w:bidi="te-IN"/>
+              </w:rPr>
+              <w:t>LDAP</w:t>
+            </w:r>
+            <w:r>
+              <w:rPr>
+                <w:rFonts w:ascii="Guardian Sans Text" w:eastAsia="Times New Roman" w:hAnsi="Guardian Sans Text" w:cs="Times New Roman"/>
+                <w:color w:val="3D3B49"/>
+                <w:sz w:val="31"/>
+                <w:szCs w:val="31"/>
+                <w:lang w:eastAsia="en-IN" w:bidi="te-IN"/>
+              </w:rPr>
+              <w:t>)</w:t>
+            </w:r>
+          </w:p>
+          <w:p>
+            <w:pPr>
+              <w:numPr>
+                <w:ilvl w:val="0"/>
+                <w:numId w:val="14"/>
+              </w:numPr>
+              <w:shd w:val="clear" w:color="auto" w:fill="FDFBF7"/>
+              <w:spacing w:before="100" w:beforeAutospacing="1" w:after="100" w:afterAutospacing="1" w:line="240" w:lineRule="auto"/>
+              <w:rPr>
+                <w:rFonts w:ascii="Guardian Sans Text" w:eastAsia="Times New Roman" w:hAnsi="Guardian Sans Text" w:cs="Times New Roman"/>
+                <w:color w:val="3D3B49"/>
+                <w:sz w:val="31"/>
+                <w:szCs w:val="31"/>
+                <w:lang w:eastAsia="en-IN" w:bidi="te-IN"/>
+              </w:rPr>
+            </w:pPr>
+            <w:r>
+              <w:rPr>
+                <w:rFonts w:ascii="Guardian Sans Text" w:eastAsia="Times New Roman" w:hAnsi="Guardian Sans Text" w:cs="Times New Roman"/>
+                <w:color w:val="3D3B49"/>
+                <w:sz w:val="31"/>
+                <w:szCs w:val="31"/>
+                <w:lang w:eastAsia="en-IN" w:bidi="te-IN"/>
+              </w:rPr>
+              <w:t>Providing support for common security attacks such as </w:t>
+            </w:r>
+            <w:r>
+              <w:rPr>
+                <w:rFonts w:ascii="Guardian Sans Text" w:eastAsia="Times New Roman" w:hAnsi="Guardian Sans Text" w:cs="Times New Roman"/>
+                <w:b/>
+                <w:bCs/>
+                <w:color w:val="3D3B49"/>
+                <w:sz w:val="31"/>
+                <w:szCs w:val="31"/>
+                <w:lang w:eastAsia="en-IN" w:bidi="te-IN"/>
+              </w:rPr>
+              <w:t>Cross-Site Forgery Request</w:t>
+            </w:r>
+            <w:r>
+              <w:rPr>
+                <w:rFonts w:ascii="Guardian Sans Text" w:eastAsia="Times New Roman" w:hAnsi="Guardian Sans Text" w:cs="Times New Roman"/>
+                <w:color w:val="3D3B49"/>
+                <w:sz w:val="31"/>
+                <w:szCs w:val="31"/>
+                <w:lang w:eastAsia="en-IN" w:bidi="te-IN"/>
+              </w:rPr>
+              <w:t> (</w:t>
+            </w:r>
+            <w:r>
+              <w:rPr>
+                <w:rFonts w:ascii="Guardian Sans Text" w:eastAsia="Times New Roman" w:hAnsi="Guardian Sans Text" w:cs="Times New Roman"/>
+                <w:b/>
+                <w:bCs/>
+                <w:color w:val="3D3B49"/>
+                <w:sz w:val="31"/>
+                <w:szCs w:val="31"/>
+                <w:lang w:eastAsia="en-IN" w:bidi="te-IN"/>
+              </w:rPr>
+              <w:t>CSRF</w:t>
+            </w:r>
+            <w:r>
+              <w:rPr>
+                <w:rFonts w:ascii="Guardian Sans Text" w:eastAsia="Times New Roman" w:hAnsi="Guardian Sans Text" w:cs="Times New Roman"/>
+                <w:color w:val="3D3B49"/>
+                <w:sz w:val="31"/>
+                <w:szCs w:val="31"/>
+                <w:lang w:eastAsia="en-IN" w:bidi="te-IN"/>
+              </w:rPr>
+              <w:t>), session fixation, clickjacking, and </w:t>
+            </w:r>
+          </w:p>
+        </w:tc>
+      </w:tr>
+    </w:tbl>
+    <w:p>
+      <w:pPr>
+        <w:pStyle w:val="ListParagraph"/>
+      </w:pPr>
+    </w:p>
     <w:p>
       <w:pPr>
         <w:pStyle w:val="Heading1"/>
@@ -120,73 +907,13 @@
         <w:t>Caching – don’t mix caching logic with main business logic, keep both of them seperate</w:t>
       </w:r>
     </w:p>
+    <w:p/>
     <w:p>
       <w:pPr>
-        <w:pStyle w:val="Heading1"/>
-      </w:pPr>
-    </w:p>
-    <w:p>
-      <w:pPr>
-        <w:pStyle w:val="Heading1"/>
-      </w:pPr>
-      <w:r>
-        <w:t>Links for reference</w:t>
-      </w:r>
-    </w:p>
-    <w:p>
-      <w:hyperlink r:id="rId5" w:history="1">
-        <w:r>
-          <w:rPr>
-            <w:rStyle w:val="Hyperlink"/>
-          </w:rPr>
-          <w:t>https://github.com/spring-projects/spring-framework/wiki/What%27s-New-in-Spring-Framework-6.x</w:t>
-        </w:r>
-      </w:hyperlink>
-    </w:p>
-    <w:p>
-      <w:pPr>
         <w:rPr>
           <w:rStyle w:val="Hyperlink"/>
         </w:rPr>
       </w:pPr>
-      <w:hyperlink r:id="rId6" w:history="1">
-        <w:r>
-          <w:rPr>
-            <w:rStyle w:val="Hyperlink"/>
-          </w:rPr>
-          <w:t>https://github.com/spring-projects/spring-framework/wiki/Upgrading-to-Spring-Framework-5.x</w:t>
-        </w:r>
-      </w:hyperlink>
-    </w:p>
-    <w:p>
-      <w:hyperlink r:id="rId7" w:history="1">
-        <w:r>
-          <w:rPr>
-            <w:rStyle w:val="Hyperlink"/>
-          </w:rPr>
-          <w:t>https://docs.spring.io/spring-framework/reference/core/beans/java/bean-annotation.html</w:t>
-        </w:r>
-      </w:hyperlink>
-    </w:p>
-    <w:p>
-      <w:r>
-        <w:t>start here for full reference</w:t>
-      </w:r>
-    </w:p>
-    <w:p>
-      <w:pPr>
-        <w:rPr>
-          <w:rStyle w:val="Hyperlink"/>
-        </w:rPr>
-      </w:pPr>
-      <w:hyperlink r:id="rId8" w:history="1">
-        <w:r>
-          <w:rPr>
-            <w:rStyle w:val="Hyperlink"/>
-          </w:rPr>
-          <w:t>https://docs.spring.io/spring-framework/reference/overview.html</w:t>
-        </w:r>
-      </w:hyperlink>
     </w:p>
     <w:tbl>
       <w:tblPr>
@@ -203,26 +930,13 @@
           <w:tcPr>
             <w:tcW w:w="3114" w:type="dxa"/>
           </w:tcPr>
-          <w:p>
-            <w:r>
-              <w:t>For property files</w:t>
-            </w:r>
-          </w:p>
+          <w:p/>
         </w:tc>
         <w:tc>
           <w:tcPr>
             <w:tcW w:w="19916" w:type="dxa"/>
           </w:tcPr>
-          <w:p>
-            <w:hyperlink r:id="rId9" w:anchor="features.external-config.files" w:history="1">
-              <w:r>
-                <w:rPr>
-                  <w:rStyle w:val="Hyperlink"/>
-                </w:rPr>
-                <w:t>https://docs.spring.io/spring-boot/reference/features/external-config.html#features.external-config.files</w:t>
-              </w:r>
-            </w:hyperlink>
-          </w:p>
+          <w:p/>
         </w:tc>
       </w:tr>
       <w:tr>
@@ -358,7 +1072,6 @@
         <w:pStyle w:val="ListParagraph"/>
       </w:pPr>
       <w:r>
-        <w:lastRenderedPageBreak/>
         <w:t>@Import({DatabaseConfig.class, SecurityConfig.class}) // Import multiple classes</w:t>
       </w:r>
     </w:p>
@@ -427,7 +1140,7 @@
       </w:r>
     </w:p>
     <w:p>
-      <w:hyperlink r:id="rId10" w:history="1">
+      <w:hyperlink r:id="rId11" w:history="1">
         <w:r>
           <w:rPr>
             <w:rStyle w:val="Hyperlink"/>
@@ -437,6 +1150,13 @@
       </w:hyperlink>
     </w:p>
     <w:p>
+      <w:r>
+        <w:t>after container start also , u can create a bean and inject it into container</w:t>
+      </w:r>
+    </w:p>
+    <w:p>
+      <w:bookmarkStart w:id="0" w:name="_GoBack"/>
+      <w:bookmarkEnd w:id="0"/>
       <w:r>
         <w:t>like if u want to add an existing object to the container then we should use this approach</w:t>
       </w:r>
@@ -516,411 +1236,1150 @@
           </w:tcPr>
           <w:p>
             <w:pPr>
-              <w:pStyle w:val="HTMLPreformatted"/>
               <w:shd w:val="clear" w:color="auto" w:fill="FFFFFF"/>
-              <w:rPr>
+              <w:tabs>
+                <w:tab w:val="left" w:pos="916"/>
+                <w:tab w:val="left" w:pos="1832"/>
+                <w:tab w:val="left" w:pos="2748"/>
+                <w:tab w:val="left" w:pos="3664"/>
+                <w:tab w:val="left" w:pos="4580"/>
+                <w:tab w:val="left" w:pos="5496"/>
+                <w:tab w:val="left" w:pos="6412"/>
+                <w:tab w:val="left" w:pos="7328"/>
+                <w:tab w:val="left" w:pos="8244"/>
+                <w:tab w:val="left" w:pos="9160"/>
+                <w:tab w:val="left" w:pos="10076"/>
+                <w:tab w:val="left" w:pos="10992"/>
+                <w:tab w:val="left" w:pos="11908"/>
+                <w:tab w:val="left" w:pos="12824"/>
+                <w:tab w:val="left" w:pos="13740"/>
+                <w:tab w:val="left" w:pos="14656"/>
+              </w:tabs>
+              <w:rPr>
+                <w:rFonts w:ascii="Comic Sans MS" w:eastAsia="Times New Roman" w:hAnsi="Comic Sans MS" w:cs="Courier New"/>
+                <w:color w:val="4D4D4A"/>
+                <w:sz w:val="24"/>
+                <w:szCs w:val="24"/>
+                <w:lang w:eastAsia="en-IN" w:bidi="te-IN"/>
+              </w:rPr>
+            </w:pPr>
+            <w:r>
+              <w:rPr>
+                <w:rFonts w:ascii="Comic Sans MS" w:eastAsia="Times New Roman" w:hAnsi="Comic Sans MS" w:cs="Courier New"/>
+                <w:color w:val="13A78C"/>
+                <w:sz w:val="24"/>
+                <w:szCs w:val="24"/>
+                <w:lang w:eastAsia="en-IN" w:bidi="te-IN"/>
+              </w:rPr>
+              <w:t xml:space="preserve">public static void </w:t>
+            </w:r>
+            <w:r>
+              <w:rPr>
+                <w:rFonts w:ascii="Comic Sans MS" w:eastAsia="Times New Roman" w:hAnsi="Comic Sans MS" w:cs="Courier New"/>
+                <w:color w:val="7748B7"/>
+                <w:sz w:val="24"/>
+                <w:szCs w:val="24"/>
+                <w:lang w:eastAsia="en-IN" w:bidi="te-IN"/>
+              </w:rPr>
+              <w:t>main</w:t>
+            </w:r>
+            <w:r>
+              <w:rPr>
+                <w:rFonts w:ascii="Comic Sans MS" w:eastAsia="Times New Roman" w:hAnsi="Comic Sans MS" w:cs="Courier New"/>
+                <w:color w:val="4D4D4A"/>
+                <w:sz w:val="24"/>
+                <w:szCs w:val="24"/>
+                <w:lang w:eastAsia="en-IN" w:bidi="te-IN"/>
+              </w:rPr>
+              <w:t>(</w:t>
+            </w:r>
+            <w:r>
+              <w:rPr>
+                <w:rFonts w:ascii="Comic Sans MS" w:eastAsia="Times New Roman" w:hAnsi="Comic Sans MS" w:cs="Courier New"/>
                 <w:color w:val="79074C"/>
-              </w:rPr>
-            </w:pPr>
-            <w:r>
-              <w:rPr>
-                <w:color w:val="79074C"/>
-              </w:rPr>
-              <w:t>//Register a bean using BeanDefinitionBuilder</w:t>
-            </w:r>
-          </w:p>
-          <w:p>
-            <w:pPr>
-              <w:pStyle w:val="HTMLPreformatted"/>
-              <w:shd w:val="clear" w:color="auto" w:fill="FFFFFF"/>
-              <w:rPr>
+                <w:sz w:val="24"/>
+                <w:szCs w:val="24"/>
+                <w:lang w:eastAsia="en-IN" w:bidi="te-IN"/>
+              </w:rPr>
+              <w:t>String</w:t>
+            </w:r>
+            <w:r>
+              <w:rPr>
+                <w:rFonts w:ascii="Comic Sans MS" w:eastAsia="Times New Roman" w:hAnsi="Comic Sans MS" w:cs="Courier New"/>
                 <w:color w:val="4D4D4A"/>
-              </w:rPr>
-            </w:pPr>
-            <w:r>
-              <w:rPr>
-                <w:color w:val="79074C"/>
-              </w:rPr>
-              <w:t xml:space="preserve">BeanDefinitionBuilder </w:t>
-            </w:r>
-            <w:r>
-              <w:rPr>
-                <w:color w:val="4D4D4A"/>
-              </w:rPr>
-              <w:t xml:space="preserve">beanDefinition </w:t>
-            </w:r>
-            <w:r>
-              <w:rPr>
-                <w:color w:val="EE5C09"/>
-              </w:rPr>
-              <w:t>=</w:t>
-            </w:r>
-            <w:r>
-              <w:rPr>
-                <w:color w:val="79074C"/>
-              </w:rPr>
-              <w:t>BeanDefinitionBuilder</w:t>
-            </w:r>
-            <w:r>
-              <w:rPr>
-                <w:color w:val="4D4D4A"/>
-              </w:rPr>
-              <w:t>.</w:t>
-            </w:r>
-            <w:r>
-              <w:rPr>
+                <w:sz w:val="24"/>
+                <w:szCs w:val="24"/>
+                <w:lang w:eastAsia="en-IN" w:bidi="te-IN"/>
+              </w:rPr>
+              <w:t>[]</w:t>
+            </w:r>
+            <w:r>
+              <w:rPr>
+                <w:rFonts w:ascii="Comic Sans MS" w:eastAsia="Times New Roman" w:hAnsi="Comic Sans MS" w:cs="Courier New"/>
                 <w:i/>
                 <w:iCs/>
-                <w:color w:val="1136B9"/>
-              </w:rPr>
-              <w:t>rootBeanDefinition</w:t>
-            </w:r>
-            <w:r>
-              <w:rPr>
+                <w:color w:val="0F92E3"/>
+                <w:sz w:val="24"/>
+                <w:szCs w:val="24"/>
+                <w:lang w:eastAsia="en-IN" w:bidi="te-IN"/>
+              </w:rPr>
+              <w:t>args</w:t>
+            </w:r>
+            <w:r>
+              <w:rPr>
+                <w:rFonts w:ascii="Comic Sans MS" w:eastAsia="Times New Roman" w:hAnsi="Comic Sans MS" w:cs="Courier New"/>
                 <w:color w:val="4D4D4A"/>
-              </w:rPr>
-              <w:t>(</w:t>
-            </w:r>
-            <w:r>
-              <w:rPr>
+                <w:sz w:val="24"/>
+                <w:szCs w:val="24"/>
+                <w:lang w:eastAsia="en-IN" w:bidi="te-IN"/>
+              </w:rPr>
+              <w:t>) {</w:t>
+            </w:r>
+            <w:r>
+              <w:rPr>
+                <w:rFonts w:ascii="Comic Sans MS" w:eastAsia="Times New Roman" w:hAnsi="Comic Sans MS" w:cs="Courier New"/>
+                <w:color w:val="4D4D4A"/>
+                <w:sz w:val="24"/>
+                <w:szCs w:val="24"/>
+                <w:lang w:eastAsia="en-IN" w:bidi="te-IN"/>
+              </w:rPr>
+              <w:br/>
+              <w:t xml:space="preserve">    </w:t>
+            </w:r>
+            <w:r>
+              <w:rPr>
+                <w:rFonts w:ascii="Comic Sans MS" w:eastAsia="Times New Roman" w:hAnsi="Comic Sans MS" w:cs="Courier New"/>
                 <w:color w:val="79074C"/>
-              </w:rPr>
-              <w:t>Hero</w:t>
-            </w:r>
-            <w:r>
-              <w:rPr>
+                <w:sz w:val="24"/>
+                <w:szCs w:val="24"/>
+                <w:lang w:eastAsia="en-IN" w:bidi="te-IN"/>
+              </w:rPr>
+              <w:t>System</w:t>
+            </w:r>
+            <w:r>
+              <w:rPr>
+                <w:rFonts w:ascii="Comic Sans MS" w:eastAsia="Times New Roman" w:hAnsi="Comic Sans MS" w:cs="Courier New"/>
                 <w:color w:val="4D4D4A"/>
+                <w:sz w:val="24"/>
+                <w:szCs w:val="24"/>
+                <w:lang w:eastAsia="en-IN" w:bidi="te-IN"/>
               </w:rPr>
               <w:t>.</w:t>
             </w:r>
             <w:r>
               <w:rPr>
-                <w:color w:val="13A78C"/>
-              </w:rPr>
-              <w:t>class</w:t>
-            </w:r>
-            <w:r>
-              <w:rPr>
-                <w:color w:val="4D4D4A"/>
-              </w:rPr>
-              <w:t>)</w:t>
-            </w:r>
-            <w:r>
-              <w:rPr>
-                <w:color w:val="4D4D4A"/>
-              </w:rPr>
-              <w:br/>
-              <w:t xml:space="preserve">        .</w:t>
-            </w:r>
-            <w:r>
-              <w:rPr>
-                <w:color w:val="1136B9"/>
-              </w:rPr>
-              <w:t>addPropertyValue</w:t>
-            </w:r>
-            <w:r>
-              <w:rPr>
-                <w:color w:val="4D4D4A"/>
-              </w:rPr>
-              <w:t>(</w:t>
-            </w:r>
-            <w:r>
-              <w:rPr>
-                <w:color w:val="0F92E3"/>
-              </w:rPr>
-              <w:t>"heroName"</w:t>
-            </w:r>
-            <w:r>
-              <w:rPr>
-                <w:color w:val="EE5C09"/>
-              </w:rPr>
-              <w:t>,</w:t>
-            </w:r>
-            <w:r>
-              <w:rPr>
-                <w:color w:val="0F92E3"/>
-              </w:rPr>
-              <w:t>"manideep"</w:t>
-            </w:r>
-            <w:r>
-              <w:rPr>
-                <w:color w:val="4D4D4A"/>
-              </w:rPr>
-              <w:t>)</w:t>
-            </w:r>
-            <w:r>
-              <w:rPr>
-                <w:color w:val="4D4D4A"/>
-              </w:rPr>
-              <w:br/>
-              <w:t xml:space="preserve">        .</w:t>
-            </w:r>
-            <w:r>
-              <w:rPr>
-                <w:color w:val="1136B9"/>
-              </w:rPr>
-              <w:t>addPropertyValue</w:t>
-            </w:r>
-            <w:r>
-              <w:rPr>
-                <w:color w:val="4D4D4A"/>
-              </w:rPr>
-              <w:t>(</w:t>
-            </w:r>
-            <w:r>
-              <w:rPr>
-                <w:color w:val="0F92E3"/>
-              </w:rPr>
-              <w:t>"heroAddress"</w:t>
-            </w:r>
-            <w:r>
-              <w:rPr>
-                <w:color w:val="EE5C09"/>
-              </w:rPr>
-              <w:t>,</w:t>
-            </w:r>
-            <w:r>
-              <w:rPr>
-                <w:color w:val="0F92E3"/>
-              </w:rPr>
-              <w:t>"HYD"</w:t>
-            </w:r>
-            <w:r>
-              <w:rPr>
-                <w:color w:val="4D4D4A"/>
-              </w:rPr>
-              <w:t>);</w:t>
-            </w:r>
-            <w:r>
-              <w:rPr>
-                <w:color w:val="4D4D4A"/>
-              </w:rPr>
-              <w:br/>
-            </w:r>
-            <w:r>
-              <w:rPr>
-                <w:color w:val="4D4D4A"/>
-              </w:rPr>
-              <w:br/>
-            </w:r>
-            <w:r>
-              <w:rPr>
-                <w:color w:val="79074C"/>
-              </w:rPr>
-              <w:t xml:space="preserve">GenericApplicationContext </w:t>
-            </w:r>
-            <w:r>
-              <w:rPr>
-                <w:color w:val="4D4D4A"/>
-              </w:rPr>
-              <w:t>gac</w:t>
-            </w:r>
-            <w:r>
-              <w:rPr>
-                <w:color w:val="EE5C09"/>
-              </w:rPr>
-              <w:t xml:space="preserve">= </w:t>
-            </w:r>
-            <w:r>
-              <w:rPr>
-                <w:color w:val="4D4D4A"/>
-              </w:rPr>
-              <w:t>(</w:t>
-            </w:r>
-            <w:r>
-              <w:rPr>
-                <w:color w:val="79074C"/>
-              </w:rPr>
-              <w:t>GenericApplicationContext</w:t>
-            </w:r>
-            <w:r>
-              <w:rPr>
-                <w:color w:val="4D4D4A"/>
-              </w:rPr>
-              <w:t>) ac;</w:t>
-            </w:r>
-            <w:r>
-              <w:rPr>
-                <w:color w:val="4D4D4A"/>
-              </w:rPr>
-              <w:br/>
-              <w:t>gac.</w:t>
-            </w:r>
-            <w:r>
-              <w:rPr>
-                <w:color w:val="1136B9"/>
-              </w:rPr>
-              <w:t>registerBeanDefinition</w:t>
-            </w:r>
-            <w:r>
-              <w:rPr>
-                <w:color w:val="4D4D4A"/>
-              </w:rPr>
-              <w:t>(</w:t>
-            </w:r>
-            <w:r>
-              <w:rPr>
-                <w:color w:val="0F92E3"/>
-              </w:rPr>
-              <w:t>"hero1"</w:t>
-            </w:r>
-            <w:r>
-              <w:rPr>
-                <w:color w:val="EE5C09"/>
-              </w:rPr>
-              <w:t>,</w:t>
-            </w:r>
-            <w:r>
-              <w:rPr>
-                <w:color w:val="4D4D4A"/>
-              </w:rPr>
-              <w:t>beanDefinition.</w:t>
-            </w:r>
-            <w:r>
-              <w:rPr>
-                <w:color w:val="1136B9"/>
-              </w:rPr>
-              <w:t>getBeanDefinition</w:t>
-            </w:r>
-            <w:r>
-              <w:rPr>
-                <w:color w:val="4D4D4A"/>
-              </w:rPr>
-              <w:t>());</w:t>
-            </w:r>
-            <w:r>
-              <w:rPr>
-                <w:color w:val="4D4D4A"/>
-              </w:rPr>
-              <w:br/>
-            </w:r>
-            <w:r>
-              <w:rPr>
-                <w:color w:val="4D4D4A"/>
-              </w:rPr>
-              <w:br/>
-            </w:r>
-            <w:r>
-              <w:rPr>
-                <w:color w:val="79074C"/>
-              </w:rPr>
-              <w:t xml:space="preserve">Hero </w:t>
-            </w:r>
-            <w:r>
-              <w:rPr>
-                <w:color w:val="4D4D4A"/>
-              </w:rPr>
-              <w:t xml:space="preserve">hero1 </w:t>
-            </w:r>
-            <w:r>
-              <w:rPr>
-                <w:color w:val="EE5C09"/>
-              </w:rPr>
-              <w:t xml:space="preserve">= </w:t>
-            </w:r>
-            <w:r>
-              <w:rPr>
-                <w:color w:val="4D4D4A"/>
-              </w:rPr>
-              <w:t>ac.</w:t>
-            </w:r>
-            <w:r>
-              <w:rPr>
-                <w:color w:val="1136B9"/>
-              </w:rPr>
-              <w:t>getBean</w:t>
-            </w:r>
-            <w:r>
-              <w:rPr>
-                <w:color w:val="4D4D4A"/>
-              </w:rPr>
-              <w:t>(</w:t>
-            </w:r>
-            <w:r>
-              <w:rPr>
-                <w:color w:val="79074C"/>
-              </w:rPr>
-              <w:t>Hero</w:t>
-            </w:r>
-            <w:r>
-              <w:rPr>
-                <w:color w:val="4D4D4A"/>
-              </w:rPr>
-              <w:t>.</w:t>
-            </w:r>
-            <w:r>
-              <w:rPr>
-                <w:color w:val="13A78C"/>
-              </w:rPr>
-              <w:t>class</w:t>
-            </w:r>
-            <w:r>
-              <w:rPr>
-                <w:color w:val="4D4D4A"/>
-              </w:rPr>
-              <w:t>);</w:t>
-            </w:r>
-            <w:r>
-              <w:rPr>
-                <w:color w:val="4D4D4A"/>
-              </w:rPr>
-              <w:br/>
-            </w:r>
-            <w:r>
-              <w:rPr>
-                <w:color w:val="79074C"/>
-              </w:rPr>
-              <w:t>System</w:t>
-            </w:r>
-            <w:r>
-              <w:rPr>
-                <w:color w:val="4D4D4A"/>
-              </w:rPr>
-              <w:t>.</w:t>
-            </w:r>
-            <w:r>
-              <w:rPr>
+                <w:rFonts w:ascii="Comic Sans MS" w:eastAsia="Times New Roman" w:hAnsi="Comic Sans MS" w:cs="Courier New"/>
                 <w:b/>
                 <w:bCs/>
                 <w:i/>
                 <w:iCs/>
                 <w:color w:val="005CC5"/>
+                <w:sz w:val="24"/>
+                <w:szCs w:val="24"/>
+                <w:lang w:eastAsia="en-IN" w:bidi="te-IN"/>
               </w:rPr>
               <w:t>out</w:t>
             </w:r>
             <w:r>
               <w:rPr>
+                <w:rFonts w:ascii="Comic Sans MS" w:eastAsia="Times New Roman" w:hAnsi="Comic Sans MS" w:cs="Courier New"/>
                 <w:color w:val="4D4D4A"/>
+                <w:sz w:val="24"/>
+                <w:szCs w:val="24"/>
+                <w:lang w:eastAsia="en-IN" w:bidi="te-IN"/>
               </w:rPr>
               <w:t>.</w:t>
             </w:r>
             <w:r>
               <w:rPr>
+                <w:rFonts w:ascii="Comic Sans MS" w:eastAsia="Times New Roman" w:hAnsi="Comic Sans MS" w:cs="Courier New"/>
                 <w:color w:val="1136B9"/>
+                <w:sz w:val="24"/>
+                <w:szCs w:val="24"/>
+                <w:lang w:eastAsia="en-IN" w:bidi="te-IN"/>
               </w:rPr>
               <w:t>println</w:t>
             </w:r>
             <w:r>
               <w:rPr>
+                <w:rFonts w:ascii="Comic Sans MS" w:eastAsia="Times New Roman" w:hAnsi="Comic Sans MS" w:cs="Courier New"/>
                 <w:color w:val="4D4D4A"/>
+                <w:sz w:val="24"/>
+                <w:szCs w:val="24"/>
+                <w:lang w:eastAsia="en-IN" w:bidi="te-IN"/>
               </w:rPr>
               <w:t>(</w:t>
             </w:r>
             <w:r>
               <w:rPr>
+                <w:rFonts w:ascii="Comic Sans MS" w:eastAsia="Times New Roman" w:hAnsi="Comic Sans MS" w:cs="Courier New"/>
                 <w:color w:val="0F92E3"/>
+                <w:sz w:val="24"/>
+                <w:szCs w:val="24"/>
+                <w:lang w:eastAsia="en-IN" w:bidi="te-IN"/>
+              </w:rPr>
+              <w:t>"Hello World!"</w:t>
+            </w:r>
+            <w:r>
+              <w:rPr>
+                <w:rFonts w:ascii="Comic Sans MS" w:eastAsia="Times New Roman" w:hAnsi="Comic Sans MS" w:cs="Courier New"/>
+                <w:color w:val="4D4D4A"/>
+                <w:sz w:val="24"/>
+                <w:szCs w:val="24"/>
+                <w:lang w:eastAsia="en-IN" w:bidi="te-IN"/>
+              </w:rPr>
+              <w:t>);</w:t>
+            </w:r>
+          </w:p>
+          <w:p>
+            <w:pPr>
+              <w:shd w:val="clear" w:color="auto" w:fill="FFFFFF"/>
+              <w:tabs>
+                <w:tab w:val="left" w:pos="916"/>
+                <w:tab w:val="left" w:pos="1832"/>
+                <w:tab w:val="left" w:pos="2748"/>
+                <w:tab w:val="left" w:pos="3664"/>
+                <w:tab w:val="left" w:pos="4580"/>
+                <w:tab w:val="left" w:pos="5496"/>
+                <w:tab w:val="left" w:pos="6412"/>
+                <w:tab w:val="left" w:pos="7328"/>
+                <w:tab w:val="left" w:pos="8244"/>
+                <w:tab w:val="left" w:pos="9160"/>
+                <w:tab w:val="left" w:pos="10076"/>
+                <w:tab w:val="left" w:pos="10992"/>
+                <w:tab w:val="left" w:pos="11908"/>
+                <w:tab w:val="left" w:pos="12824"/>
+                <w:tab w:val="left" w:pos="13740"/>
+                <w:tab w:val="left" w:pos="14656"/>
+              </w:tabs>
+              <w:rPr>
+                <w:rFonts w:ascii="Comic Sans MS" w:eastAsia="Times New Roman" w:hAnsi="Comic Sans MS" w:cs="Courier New"/>
+                <w:color w:val="4D4D4A"/>
+                <w:sz w:val="24"/>
+                <w:szCs w:val="24"/>
+                <w:lang w:eastAsia="en-IN" w:bidi="te-IN"/>
+              </w:rPr>
+            </w:pPr>
+            <w:r>
+              <w:rPr>
+                <w:rFonts w:ascii="Comic Sans MS" w:eastAsia="Times New Roman" w:hAnsi="Comic Sans MS" w:cs="Courier New"/>
+                <w:color w:val="4D4D4A"/>
+                <w:sz w:val="24"/>
+                <w:szCs w:val="24"/>
+                <w:lang w:eastAsia="en-IN" w:bidi="te-IN"/>
+              </w:rPr>
+              <w:br/>
+              <w:t xml:space="preserve">    </w:t>
+            </w:r>
+            <w:r>
+              <w:rPr>
+                <w:rFonts w:ascii="Comic Sans MS" w:eastAsia="Times New Roman" w:hAnsi="Comic Sans MS" w:cs="Courier New"/>
+                <w:i/>
+                <w:iCs/>
+                <w:color w:val="1136B9"/>
+                <w:sz w:val="24"/>
+                <w:szCs w:val="24"/>
+                <w:lang w:eastAsia="en-IN" w:bidi="te-IN"/>
+              </w:rPr>
+              <w:t xml:space="preserve">ApplicationContext </w:t>
+            </w:r>
+            <w:r>
+              <w:rPr>
+                <w:rFonts w:ascii="Comic Sans MS" w:eastAsia="Times New Roman" w:hAnsi="Comic Sans MS" w:cs="Courier New"/>
+                <w:color w:val="4D4D4A"/>
+                <w:sz w:val="24"/>
+                <w:szCs w:val="24"/>
+                <w:lang w:eastAsia="en-IN" w:bidi="te-IN"/>
+              </w:rPr>
+              <w:t xml:space="preserve">ac </w:t>
+            </w:r>
+            <w:r>
+              <w:rPr>
+                <w:rFonts w:ascii="Comic Sans MS" w:eastAsia="Times New Roman" w:hAnsi="Comic Sans MS" w:cs="Courier New"/>
+                <w:color w:val="EE5C09"/>
+                <w:sz w:val="24"/>
+                <w:szCs w:val="24"/>
+                <w:lang w:eastAsia="en-IN" w:bidi="te-IN"/>
+              </w:rPr>
+              <w:t xml:space="preserve">= </w:t>
+            </w:r>
+            <w:r>
+              <w:rPr>
+                <w:rFonts w:ascii="Comic Sans MS" w:eastAsia="Times New Roman" w:hAnsi="Comic Sans MS" w:cs="Courier New"/>
+                <w:color w:val="13A78C"/>
+                <w:sz w:val="24"/>
+                <w:szCs w:val="24"/>
+                <w:lang w:eastAsia="en-IN" w:bidi="te-IN"/>
+              </w:rPr>
+              <w:t xml:space="preserve">new </w:t>
+            </w:r>
+            <w:r>
+              <w:rPr>
+                <w:rFonts w:ascii="Comic Sans MS" w:eastAsia="Times New Roman" w:hAnsi="Comic Sans MS" w:cs="Courier New"/>
+                <w:color w:val="79074C"/>
+                <w:sz w:val="24"/>
+                <w:szCs w:val="24"/>
+                <w:lang w:eastAsia="en-IN" w:bidi="te-IN"/>
+              </w:rPr>
+              <w:t>AnnotationConfigApplicationContext</w:t>
+            </w:r>
+            <w:r>
+              <w:rPr>
+                <w:rFonts w:ascii="Comic Sans MS" w:eastAsia="Times New Roman" w:hAnsi="Comic Sans MS" w:cs="Courier New"/>
+                <w:color w:val="4D4D4A"/>
+                <w:sz w:val="24"/>
+                <w:szCs w:val="24"/>
+                <w:lang w:eastAsia="en-IN" w:bidi="te-IN"/>
+              </w:rPr>
+              <w:t>(</w:t>
+            </w:r>
+            <w:r>
+              <w:rPr>
+                <w:rFonts w:ascii="Comic Sans MS" w:eastAsia="Times New Roman" w:hAnsi="Comic Sans MS" w:cs="Courier New"/>
+                <w:color w:val="79074C"/>
+                <w:sz w:val="24"/>
+                <w:szCs w:val="24"/>
+                <w:lang w:eastAsia="en-IN" w:bidi="te-IN"/>
+              </w:rPr>
+              <w:t>AppConfiguration</w:t>
+            </w:r>
+            <w:r>
+              <w:rPr>
+                <w:rFonts w:ascii="Comic Sans MS" w:eastAsia="Times New Roman" w:hAnsi="Comic Sans MS" w:cs="Courier New"/>
+                <w:color w:val="4D4D4A"/>
+                <w:sz w:val="24"/>
+                <w:szCs w:val="24"/>
+                <w:lang w:eastAsia="en-IN" w:bidi="te-IN"/>
+              </w:rPr>
+              <w:t>.</w:t>
+            </w:r>
+            <w:r>
+              <w:rPr>
+                <w:rFonts w:ascii="Comic Sans MS" w:eastAsia="Times New Roman" w:hAnsi="Comic Sans MS" w:cs="Courier New"/>
+                <w:color w:val="13A78C"/>
+                <w:sz w:val="24"/>
+                <w:szCs w:val="24"/>
+                <w:lang w:eastAsia="en-IN" w:bidi="te-IN"/>
+              </w:rPr>
+              <w:t>class</w:t>
+            </w:r>
+            <w:r>
+              <w:rPr>
+                <w:rFonts w:ascii="Comic Sans MS" w:eastAsia="Times New Roman" w:hAnsi="Comic Sans MS" w:cs="Courier New"/>
+                <w:color w:val="4D4D4A"/>
+                <w:sz w:val="24"/>
+                <w:szCs w:val="24"/>
+                <w:lang w:eastAsia="en-IN" w:bidi="te-IN"/>
+              </w:rPr>
+              <w:t>);</w:t>
+            </w:r>
+          </w:p>
+          <w:p>
+            <w:pPr>
+              <w:pStyle w:val="HTMLPreformatted"/>
+              <w:shd w:val="clear" w:color="auto" w:fill="FFFFFF"/>
+              <w:rPr>
+                <w:rFonts w:ascii="Comic Sans MS" w:hAnsi="Comic Sans MS"/>
+                <w:color w:val="79074C"/>
+                <w:sz w:val="24"/>
+                <w:szCs w:val="24"/>
+              </w:rPr>
+            </w:pPr>
+          </w:p>
+          <w:p>
+            <w:pPr>
+              <w:pStyle w:val="HTMLPreformatted"/>
+              <w:shd w:val="clear" w:color="auto" w:fill="FFFFFF"/>
+              <w:rPr>
+                <w:rFonts w:ascii="Comic Sans MS" w:hAnsi="Comic Sans MS"/>
+                <w:color w:val="79074C"/>
+                <w:sz w:val="24"/>
+                <w:szCs w:val="24"/>
+              </w:rPr>
+            </w:pPr>
+            <w:r>
+              <w:rPr>
+                <w:rFonts w:ascii="Comic Sans MS" w:hAnsi="Comic Sans MS"/>
+                <w:color w:val="79074C"/>
+                <w:sz w:val="24"/>
+                <w:szCs w:val="24"/>
+              </w:rPr>
+              <w:t>//</w:t>
+            </w:r>
+            <w:r>
+              <w:rPr>
+                <w:rFonts w:ascii="Comic Sans MS" w:hAnsi="Comic Sans MS"/>
+                <w:color w:val="79074C"/>
+                <w:sz w:val="24"/>
+                <w:szCs w:val="24"/>
+              </w:rPr>
+              <w:t xml:space="preserve"> see here we are </w:t>
+            </w:r>
+            <w:r>
+              <w:rPr>
+                <w:rFonts w:ascii="Comic Sans MS" w:hAnsi="Comic Sans MS"/>
+                <w:color w:val="79074C"/>
+                <w:sz w:val="24"/>
+                <w:szCs w:val="24"/>
+              </w:rPr>
+              <w:t>Register</w:t>
+            </w:r>
+            <w:r>
+              <w:rPr>
+                <w:rFonts w:ascii="Comic Sans MS" w:hAnsi="Comic Sans MS"/>
+                <w:color w:val="79074C"/>
+                <w:sz w:val="24"/>
+                <w:szCs w:val="24"/>
+              </w:rPr>
+              <w:t>ing</w:t>
+            </w:r>
+            <w:r>
+              <w:rPr>
+                <w:rFonts w:ascii="Comic Sans MS" w:hAnsi="Comic Sans MS"/>
+                <w:color w:val="79074C"/>
+                <w:sz w:val="24"/>
+                <w:szCs w:val="24"/>
+              </w:rPr>
+              <w:t xml:space="preserve"> a bean </w:t>
+            </w:r>
+            <w:r>
+              <w:rPr>
+                <w:rFonts w:ascii="Comic Sans MS" w:hAnsi="Comic Sans MS"/>
+                <w:color w:val="79074C"/>
+                <w:sz w:val="24"/>
+                <w:szCs w:val="24"/>
+              </w:rPr>
+              <w:t>after container created successfully</w:t>
+            </w:r>
+          </w:p>
+          <w:p>
+            <w:pPr>
+              <w:shd w:val="clear" w:color="auto" w:fill="FFFFFF"/>
+              <w:tabs>
+                <w:tab w:val="left" w:pos="916"/>
+                <w:tab w:val="left" w:pos="1832"/>
+                <w:tab w:val="left" w:pos="2748"/>
+                <w:tab w:val="left" w:pos="3664"/>
+                <w:tab w:val="left" w:pos="4580"/>
+                <w:tab w:val="left" w:pos="5496"/>
+                <w:tab w:val="left" w:pos="6412"/>
+                <w:tab w:val="left" w:pos="7328"/>
+                <w:tab w:val="left" w:pos="8244"/>
+                <w:tab w:val="left" w:pos="9160"/>
+                <w:tab w:val="left" w:pos="10076"/>
+                <w:tab w:val="left" w:pos="10992"/>
+                <w:tab w:val="left" w:pos="11908"/>
+                <w:tab w:val="left" w:pos="12824"/>
+                <w:tab w:val="left" w:pos="13740"/>
+                <w:tab w:val="left" w:pos="14656"/>
+              </w:tabs>
+              <w:rPr>
+                <w:rFonts w:ascii="Courier New" w:eastAsia="Times New Roman" w:hAnsi="Courier New" w:cs="Courier New"/>
+                <w:color w:val="4D4D4A"/>
+                <w:sz w:val="24"/>
+                <w:szCs w:val="24"/>
+                <w:lang w:eastAsia="en-IN" w:bidi="te-IN"/>
+              </w:rPr>
+            </w:pPr>
+            <w:r>
+              <w:rPr>
+                <w:rFonts w:ascii="Courier New" w:eastAsia="Times New Roman" w:hAnsi="Courier New" w:cs="Courier New"/>
+                <w:i/>
+                <w:iCs/>
+                <w:color w:val="1136B9"/>
+                <w:sz w:val="24"/>
+                <w:szCs w:val="24"/>
+                <w:lang w:eastAsia="en-IN" w:bidi="te-IN"/>
+              </w:rPr>
+              <w:t xml:space="preserve">ApplicationContext </w:t>
+            </w:r>
+            <w:r>
+              <w:rPr>
+                <w:rFonts w:ascii="Courier New" w:eastAsia="Times New Roman" w:hAnsi="Courier New" w:cs="Courier New"/>
+                <w:color w:val="4D4D4A"/>
+                <w:sz w:val="24"/>
+                <w:szCs w:val="24"/>
+                <w:lang w:eastAsia="en-IN" w:bidi="te-IN"/>
+              </w:rPr>
+              <w:t xml:space="preserve">ac </w:t>
+            </w:r>
+            <w:r>
+              <w:rPr>
+                <w:rFonts w:ascii="Courier New" w:eastAsia="Times New Roman" w:hAnsi="Courier New" w:cs="Courier New"/>
+                <w:color w:val="EE5C09"/>
+                <w:sz w:val="24"/>
+                <w:szCs w:val="24"/>
+                <w:lang w:eastAsia="en-IN" w:bidi="te-IN"/>
+              </w:rPr>
+              <w:t xml:space="preserve">= </w:t>
+            </w:r>
+            <w:r>
+              <w:rPr>
+                <w:rFonts w:ascii="Courier New" w:eastAsia="Times New Roman" w:hAnsi="Courier New" w:cs="Courier New"/>
+                <w:color w:val="13A78C"/>
+                <w:sz w:val="24"/>
+                <w:szCs w:val="24"/>
+                <w:lang w:eastAsia="en-IN" w:bidi="te-IN"/>
+              </w:rPr>
+              <w:t xml:space="preserve">new </w:t>
+            </w:r>
+            <w:r>
+              <w:rPr>
+                <w:rFonts w:ascii="Courier New" w:eastAsia="Times New Roman" w:hAnsi="Courier New" w:cs="Courier New"/>
+                <w:color w:val="79074C"/>
+                <w:sz w:val="24"/>
+                <w:szCs w:val="24"/>
+                <w:lang w:eastAsia="en-IN" w:bidi="te-IN"/>
+              </w:rPr>
+              <w:t>AnnotationConfigApplicationContext</w:t>
+            </w:r>
+            <w:r>
+              <w:rPr>
+                <w:rFonts w:ascii="Courier New" w:eastAsia="Times New Roman" w:hAnsi="Courier New" w:cs="Courier New"/>
+                <w:color w:val="4D4D4A"/>
+                <w:sz w:val="24"/>
+                <w:szCs w:val="24"/>
+                <w:lang w:eastAsia="en-IN" w:bidi="te-IN"/>
+              </w:rPr>
+              <w:t>(</w:t>
+            </w:r>
+            <w:r>
+              <w:rPr>
+                <w:rFonts w:ascii="Courier New" w:eastAsia="Times New Roman" w:hAnsi="Courier New" w:cs="Courier New"/>
+                <w:color w:val="79074C"/>
+                <w:sz w:val="24"/>
+                <w:szCs w:val="24"/>
+                <w:lang w:eastAsia="en-IN" w:bidi="te-IN"/>
+              </w:rPr>
+              <w:t>AppConfiguration</w:t>
+            </w:r>
+            <w:r>
+              <w:rPr>
+                <w:rFonts w:ascii="Courier New" w:eastAsia="Times New Roman" w:hAnsi="Courier New" w:cs="Courier New"/>
+                <w:color w:val="4D4D4A"/>
+                <w:sz w:val="24"/>
+                <w:szCs w:val="24"/>
+                <w:lang w:eastAsia="en-IN" w:bidi="te-IN"/>
+              </w:rPr>
+              <w:t>.</w:t>
+            </w:r>
+            <w:r>
+              <w:rPr>
+                <w:rFonts w:ascii="Courier New" w:eastAsia="Times New Roman" w:hAnsi="Courier New" w:cs="Courier New"/>
+                <w:color w:val="13A78C"/>
+                <w:sz w:val="24"/>
+                <w:szCs w:val="24"/>
+                <w:lang w:eastAsia="en-IN" w:bidi="te-IN"/>
+              </w:rPr>
+              <w:t>class</w:t>
+            </w:r>
+            <w:r>
+              <w:rPr>
+                <w:rFonts w:ascii="Courier New" w:eastAsia="Times New Roman" w:hAnsi="Courier New" w:cs="Courier New"/>
+                <w:color w:val="4D4D4A"/>
+                <w:sz w:val="24"/>
+                <w:szCs w:val="24"/>
+                <w:lang w:eastAsia="en-IN" w:bidi="te-IN"/>
+              </w:rPr>
+              <w:t>);</w:t>
+            </w:r>
+          </w:p>
+          <w:p>
+            <w:pPr>
+              <w:pStyle w:val="HTMLPreformatted"/>
+              <w:shd w:val="clear" w:color="auto" w:fill="FFFFFF"/>
+              <w:rPr>
+                <w:rFonts w:ascii="Comic Sans MS" w:hAnsi="Comic Sans MS"/>
+                <w:color w:val="79074C"/>
+                <w:sz w:val="24"/>
+                <w:szCs w:val="24"/>
+              </w:rPr>
+            </w:pPr>
+          </w:p>
+          <w:p>
+            <w:pPr>
+              <w:pStyle w:val="HTMLPreformatted"/>
+              <w:shd w:val="clear" w:color="auto" w:fill="FFFFFF"/>
+              <w:rPr>
+                <w:rFonts w:ascii="Comic Sans MS" w:hAnsi="Comic Sans MS"/>
+                <w:color w:val="4D4D4A"/>
+                <w:sz w:val="24"/>
+                <w:szCs w:val="24"/>
+              </w:rPr>
+            </w:pPr>
+            <w:r>
+              <w:rPr>
+                <w:rFonts w:ascii="Comic Sans MS" w:hAnsi="Comic Sans MS"/>
+                <w:color w:val="79074C"/>
+                <w:sz w:val="24"/>
+                <w:szCs w:val="24"/>
+              </w:rPr>
+              <w:t xml:space="preserve">BeanDefinitionBuilder </w:t>
+            </w:r>
+            <w:r>
+              <w:rPr>
+                <w:rFonts w:ascii="Comic Sans MS" w:hAnsi="Comic Sans MS"/>
+                <w:color w:val="4D4D4A"/>
+                <w:sz w:val="24"/>
+                <w:szCs w:val="24"/>
+              </w:rPr>
+              <w:t xml:space="preserve">beanDefinition </w:t>
+            </w:r>
+            <w:r>
+              <w:rPr>
+                <w:rFonts w:ascii="Comic Sans MS" w:hAnsi="Comic Sans MS"/>
+                <w:color w:val="EE5C09"/>
+                <w:sz w:val="24"/>
+                <w:szCs w:val="24"/>
+              </w:rPr>
+              <w:t>=</w:t>
+            </w:r>
+            <w:r>
+              <w:rPr>
+                <w:rFonts w:ascii="Comic Sans MS" w:hAnsi="Comic Sans MS"/>
+                <w:color w:val="79074C"/>
+                <w:sz w:val="24"/>
+                <w:szCs w:val="24"/>
+              </w:rPr>
+              <w:t>BeanDefinitionBuilder</w:t>
+            </w:r>
+            <w:r>
+              <w:rPr>
+                <w:rFonts w:ascii="Comic Sans MS" w:hAnsi="Comic Sans MS"/>
+                <w:color w:val="4D4D4A"/>
+                <w:sz w:val="24"/>
+                <w:szCs w:val="24"/>
+              </w:rPr>
+              <w:t>.</w:t>
+            </w:r>
+            <w:r>
+              <w:rPr>
+                <w:rFonts w:ascii="Comic Sans MS" w:hAnsi="Comic Sans MS"/>
+                <w:i/>
+                <w:iCs/>
+                <w:color w:val="1136B9"/>
+                <w:sz w:val="24"/>
+                <w:szCs w:val="24"/>
+              </w:rPr>
+              <w:t>rootBeanDefinition</w:t>
+            </w:r>
+            <w:r>
+              <w:rPr>
+                <w:rFonts w:ascii="Comic Sans MS" w:hAnsi="Comic Sans MS"/>
+                <w:color w:val="4D4D4A"/>
+                <w:sz w:val="24"/>
+                <w:szCs w:val="24"/>
+              </w:rPr>
+              <w:t>(</w:t>
+            </w:r>
+            <w:r>
+              <w:rPr>
+                <w:rFonts w:ascii="Comic Sans MS" w:hAnsi="Comic Sans MS"/>
+                <w:color w:val="79074C"/>
+                <w:sz w:val="24"/>
+                <w:szCs w:val="24"/>
+              </w:rPr>
+              <w:t>Hero</w:t>
+            </w:r>
+            <w:r>
+              <w:rPr>
+                <w:rFonts w:ascii="Comic Sans MS" w:hAnsi="Comic Sans MS"/>
+                <w:color w:val="4D4D4A"/>
+                <w:sz w:val="24"/>
+                <w:szCs w:val="24"/>
+              </w:rPr>
+              <w:t>.</w:t>
+            </w:r>
+            <w:r>
+              <w:rPr>
+                <w:rFonts w:ascii="Comic Sans MS" w:hAnsi="Comic Sans MS"/>
+                <w:color w:val="13A78C"/>
+                <w:sz w:val="24"/>
+                <w:szCs w:val="24"/>
+              </w:rPr>
+              <w:t>class</w:t>
+            </w:r>
+            <w:r>
+              <w:rPr>
+                <w:rFonts w:ascii="Comic Sans MS" w:hAnsi="Comic Sans MS"/>
+                <w:color w:val="4D4D4A"/>
+                <w:sz w:val="24"/>
+                <w:szCs w:val="24"/>
+              </w:rPr>
+              <w:t>)</w:t>
+            </w:r>
+            <w:r>
+              <w:rPr>
+                <w:rFonts w:ascii="Comic Sans MS" w:hAnsi="Comic Sans MS"/>
+                <w:color w:val="4D4D4A"/>
+                <w:sz w:val="24"/>
+                <w:szCs w:val="24"/>
+              </w:rPr>
+              <w:br/>
+              <w:t xml:space="preserve">        .</w:t>
+            </w:r>
+            <w:r>
+              <w:rPr>
+                <w:rFonts w:ascii="Comic Sans MS" w:hAnsi="Comic Sans MS"/>
+                <w:color w:val="1136B9"/>
+                <w:sz w:val="24"/>
+                <w:szCs w:val="24"/>
+              </w:rPr>
+              <w:t>addPropertyValue</w:t>
+            </w:r>
+            <w:r>
+              <w:rPr>
+                <w:rFonts w:ascii="Comic Sans MS" w:hAnsi="Comic Sans MS"/>
+                <w:color w:val="4D4D4A"/>
+                <w:sz w:val="24"/>
+                <w:szCs w:val="24"/>
+              </w:rPr>
+              <w:t>(</w:t>
+            </w:r>
+            <w:r>
+              <w:rPr>
+                <w:rFonts w:ascii="Comic Sans MS" w:hAnsi="Comic Sans MS"/>
+                <w:color w:val="0F92E3"/>
+                <w:sz w:val="24"/>
+                <w:szCs w:val="24"/>
+              </w:rPr>
+              <w:t>"heroName"</w:t>
+            </w:r>
+            <w:r>
+              <w:rPr>
+                <w:rFonts w:ascii="Comic Sans MS" w:hAnsi="Comic Sans MS"/>
+                <w:color w:val="EE5C09"/>
+                <w:sz w:val="24"/>
+                <w:szCs w:val="24"/>
+              </w:rPr>
+              <w:t>,</w:t>
+            </w:r>
+            <w:r>
+              <w:rPr>
+                <w:rFonts w:ascii="Comic Sans MS" w:hAnsi="Comic Sans MS"/>
+                <w:color w:val="0F92E3"/>
+                <w:sz w:val="24"/>
+                <w:szCs w:val="24"/>
+              </w:rPr>
+              <w:t>"manideep"</w:t>
+            </w:r>
+            <w:r>
+              <w:rPr>
+                <w:rFonts w:ascii="Comic Sans MS" w:hAnsi="Comic Sans MS"/>
+                <w:color w:val="4D4D4A"/>
+                <w:sz w:val="24"/>
+                <w:szCs w:val="24"/>
+              </w:rPr>
+              <w:t>)</w:t>
+            </w:r>
+            <w:r>
+              <w:rPr>
+                <w:rFonts w:ascii="Comic Sans MS" w:hAnsi="Comic Sans MS"/>
+                <w:color w:val="4D4D4A"/>
+                <w:sz w:val="24"/>
+                <w:szCs w:val="24"/>
+              </w:rPr>
+              <w:br/>
+              <w:t xml:space="preserve">        .</w:t>
+            </w:r>
+            <w:r>
+              <w:rPr>
+                <w:rFonts w:ascii="Comic Sans MS" w:hAnsi="Comic Sans MS"/>
+                <w:color w:val="1136B9"/>
+                <w:sz w:val="24"/>
+                <w:szCs w:val="24"/>
+              </w:rPr>
+              <w:t>addPropertyValue</w:t>
+            </w:r>
+            <w:r>
+              <w:rPr>
+                <w:rFonts w:ascii="Comic Sans MS" w:hAnsi="Comic Sans MS"/>
+                <w:color w:val="4D4D4A"/>
+                <w:sz w:val="24"/>
+                <w:szCs w:val="24"/>
+              </w:rPr>
+              <w:t>(</w:t>
+            </w:r>
+            <w:r>
+              <w:rPr>
+                <w:rFonts w:ascii="Comic Sans MS" w:hAnsi="Comic Sans MS"/>
+                <w:color w:val="0F92E3"/>
+                <w:sz w:val="24"/>
+                <w:szCs w:val="24"/>
+              </w:rPr>
+              <w:t>"heroAddress"</w:t>
+            </w:r>
+            <w:r>
+              <w:rPr>
+                <w:rFonts w:ascii="Comic Sans MS" w:hAnsi="Comic Sans MS"/>
+                <w:color w:val="EE5C09"/>
+                <w:sz w:val="24"/>
+                <w:szCs w:val="24"/>
+              </w:rPr>
+              <w:t>,</w:t>
+            </w:r>
+            <w:r>
+              <w:rPr>
+                <w:rFonts w:ascii="Comic Sans MS" w:hAnsi="Comic Sans MS"/>
+                <w:color w:val="0F92E3"/>
+                <w:sz w:val="24"/>
+                <w:szCs w:val="24"/>
+              </w:rPr>
+              <w:t>"HYD"</w:t>
+            </w:r>
+            <w:r>
+              <w:rPr>
+                <w:rFonts w:ascii="Comic Sans MS" w:hAnsi="Comic Sans MS"/>
+                <w:color w:val="4D4D4A"/>
+                <w:sz w:val="24"/>
+                <w:szCs w:val="24"/>
+              </w:rPr>
+              <w:t>);</w:t>
+            </w:r>
+            <w:r>
+              <w:rPr>
+                <w:rFonts w:ascii="Comic Sans MS" w:hAnsi="Comic Sans MS"/>
+                <w:color w:val="4D4D4A"/>
+                <w:sz w:val="24"/>
+                <w:szCs w:val="24"/>
+              </w:rPr>
+              <w:br/>
+            </w:r>
+            <w:r>
+              <w:rPr>
+                <w:rFonts w:ascii="Comic Sans MS" w:hAnsi="Comic Sans MS"/>
+                <w:color w:val="4D4D4A"/>
+                <w:sz w:val="24"/>
+                <w:szCs w:val="24"/>
+              </w:rPr>
+              <w:br/>
+            </w:r>
+            <w:r>
+              <w:rPr>
+                <w:rFonts w:ascii="Comic Sans MS" w:hAnsi="Comic Sans MS"/>
+                <w:color w:val="79074C"/>
+                <w:sz w:val="24"/>
+                <w:szCs w:val="24"/>
+              </w:rPr>
+              <w:t xml:space="preserve">GenericApplicationContext </w:t>
+            </w:r>
+            <w:r>
+              <w:rPr>
+                <w:rFonts w:ascii="Comic Sans MS" w:hAnsi="Comic Sans MS"/>
+                <w:color w:val="4D4D4A"/>
+                <w:sz w:val="24"/>
+                <w:szCs w:val="24"/>
+              </w:rPr>
+              <w:t>gac</w:t>
+            </w:r>
+            <w:r>
+              <w:rPr>
+                <w:rFonts w:ascii="Comic Sans MS" w:hAnsi="Comic Sans MS"/>
+                <w:color w:val="EE5C09"/>
+                <w:sz w:val="24"/>
+                <w:szCs w:val="24"/>
+              </w:rPr>
+              <w:t xml:space="preserve">= </w:t>
+            </w:r>
+            <w:r>
+              <w:rPr>
+                <w:rFonts w:ascii="Comic Sans MS" w:hAnsi="Comic Sans MS"/>
+                <w:color w:val="4D4D4A"/>
+                <w:sz w:val="24"/>
+                <w:szCs w:val="24"/>
+              </w:rPr>
+              <w:t>(</w:t>
+            </w:r>
+            <w:r>
+              <w:rPr>
+                <w:rFonts w:ascii="Comic Sans MS" w:hAnsi="Comic Sans MS"/>
+                <w:color w:val="79074C"/>
+                <w:sz w:val="24"/>
+                <w:szCs w:val="24"/>
+              </w:rPr>
+              <w:t>GenericApplicationContext</w:t>
+            </w:r>
+            <w:r>
+              <w:rPr>
+                <w:rFonts w:ascii="Comic Sans MS" w:hAnsi="Comic Sans MS"/>
+                <w:color w:val="4D4D4A"/>
+                <w:sz w:val="24"/>
+                <w:szCs w:val="24"/>
+              </w:rPr>
+              <w:t>) ac;</w:t>
+            </w:r>
+            <w:r>
+              <w:rPr>
+                <w:rFonts w:ascii="Comic Sans MS" w:hAnsi="Comic Sans MS"/>
+                <w:color w:val="4D4D4A"/>
+                <w:sz w:val="24"/>
+                <w:szCs w:val="24"/>
+              </w:rPr>
+              <w:br/>
+              <w:t>gac.</w:t>
+            </w:r>
+            <w:r>
+              <w:rPr>
+                <w:rFonts w:ascii="Comic Sans MS" w:hAnsi="Comic Sans MS"/>
+                <w:color w:val="1136B9"/>
+                <w:sz w:val="24"/>
+                <w:szCs w:val="24"/>
+              </w:rPr>
+              <w:t>registerBeanDefinition</w:t>
+            </w:r>
+            <w:r>
+              <w:rPr>
+                <w:rFonts w:ascii="Comic Sans MS" w:hAnsi="Comic Sans MS"/>
+                <w:color w:val="4D4D4A"/>
+                <w:sz w:val="24"/>
+                <w:szCs w:val="24"/>
+              </w:rPr>
+              <w:t>(</w:t>
+            </w:r>
+            <w:r>
+              <w:rPr>
+                <w:rFonts w:ascii="Comic Sans MS" w:hAnsi="Comic Sans MS"/>
+                <w:color w:val="0F92E3"/>
+                <w:sz w:val="24"/>
+                <w:szCs w:val="24"/>
+              </w:rPr>
+              <w:t>"hero1"</w:t>
+            </w:r>
+            <w:r>
+              <w:rPr>
+                <w:rFonts w:ascii="Comic Sans MS" w:hAnsi="Comic Sans MS"/>
+                <w:color w:val="EE5C09"/>
+                <w:sz w:val="24"/>
+                <w:szCs w:val="24"/>
+              </w:rPr>
+              <w:t>,</w:t>
+            </w:r>
+            <w:r>
+              <w:rPr>
+                <w:rFonts w:ascii="Comic Sans MS" w:hAnsi="Comic Sans MS"/>
+                <w:color w:val="4D4D4A"/>
+                <w:sz w:val="24"/>
+                <w:szCs w:val="24"/>
+              </w:rPr>
+              <w:t>beanDefinition.</w:t>
+            </w:r>
+            <w:r>
+              <w:rPr>
+                <w:rFonts w:ascii="Comic Sans MS" w:hAnsi="Comic Sans MS"/>
+                <w:color w:val="1136B9"/>
+                <w:sz w:val="24"/>
+                <w:szCs w:val="24"/>
+              </w:rPr>
+              <w:t>getBeanDefinition</w:t>
+            </w:r>
+            <w:r>
+              <w:rPr>
+                <w:rFonts w:ascii="Comic Sans MS" w:hAnsi="Comic Sans MS"/>
+                <w:color w:val="4D4D4A"/>
+                <w:sz w:val="24"/>
+                <w:szCs w:val="24"/>
+              </w:rPr>
+              <w:t>());</w:t>
+            </w:r>
+            <w:r>
+              <w:rPr>
+                <w:rFonts w:ascii="Comic Sans MS" w:hAnsi="Comic Sans MS"/>
+                <w:color w:val="4D4D4A"/>
+                <w:sz w:val="24"/>
+                <w:szCs w:val="24"/>
+              </w:rPr>
+              <w:br/>
+            </w:r>
+            <w:r>
+              <w:rPr>
+                <w:rFonts w:ascii="Comic Sans MS" w:hAnsi="Comic Sans MS"/>
+                <w:color w:val="4D4D4A"/>
+                <w:sz w:val="24"/>
+                <w:szCs w:val="24"/>
+              </w:rPr>
+              <w:br/>
+            </w:r>
+            <w:r>
+              <w:rPr>
+                <w:rFonts w:ascii="Comic Sans MS" w:hAnsi="Comic Sans MS"/>
+                <w:color w:val="79074C"/>
+                <w:sz w:val="24"/>
+                <w:szCs w:val="24"/>
+              </w:rPr>
+              <w:t xml:space="preserve">Hero </w:t>
+            </w:r>
+            <w:r>
+              <w:rPr>
+                <w:rFonts w:ascii="Comic Sans MS" w:hAnsi="Comic Sans MS"/>
+                <w:color w:val="4D4D4A"/>
+                <w:sz w:val="24"/>
+                <w:szCs w:val="24"/>
+              </w:rPr>
+              <w:t xml:space="preserve">hero1 </w:t>
+            </w:r>
+            <w:r>
+              <w:rPr>
+                <w:rFonts w:ascii="Comic Sans MS" w:hAnsi="Comic Sans MS"/>
+                <w:color w:val="EE5C09"/>
+                <w:sz w:val="24"/>
+                <w:szCs w:val="24"/>
+              </w:rPr>
+              <w:t xml:space="preserve">= </w:t>
+            </w:r>
+            <w:r>
+              <w:rPr>
+                <w:rFonts w:ascii="Comic Sans MS" w:hAnsi="Comic Sans MS"/>
+                <w:color w:val="4D4D4A"/>
+                <w:sz w:val="24"/>
+                <w:szCs w:val="24"/>
+              </w:rPr>
+              <w:t>ac.</w:t>
+            </w:r>
+            <w:r>
+              <w:rPr>
+                <w:rFonts w:ascii="Comic Sans MS" w:hAnsi="Comic Sans MS"/>
+                <w:color w:val="1136B9"/>
+                <w:sz w:val="24"/>
+                <w:szCs w:val="24"/>
+              </w:rPr>
+              <w:t>getBean</w:t>
+            </w:r>
+            <w:r>
+              <w:rPr>
+                <w:rFonts w:ascii="Comic Sans MS" w:hAnsi="Comic Sans MS"/>
+                <w:color w:val="4D4D4A"/>
+                <w:sz w:val="24"/>
+                <w:szCs w:val="24"/>
+              </w:rPr>
+              <w:t>(</w:t>
+            </w:r>
+            <w:r>
+              <w:rPr>
+                <w:rFonts w:ascii="Comic Sans MS" w:hAnsi="Comic Sans MS"/>
+                <w:color w:val="79074C"/>
+                <w:sz w:val="24"/>
+                <w:szCs w:val="24"/>
+              </w:rPr>
+              <w:t>Hero</w:t>
+            </w:r>
+            <w:r>
+              <w:rPr>
+                <w:rFonts w:ascii="Comic Sans MS" w:hAnsi="Comic Sans MS"/>
+                <w:color w:val="4D4D4A"/>
+                <w:sz w:val="24"/>
+                <w:szCs w:val="24"/>
+              </w:rPr>
+              <w:t>.</w:t>
+            </w:r>
+            <w:r>
+              <w:rPr>
+                <w:rFonts w:ascii="Comic Sans MS" w:hAnsi="Comic Sans MS"/>
+                <w:color w:val="13A78C"/>
+                <w:sz w:val="24"/>
+                <w:szCs w:val="24"/>
+              </w:rPr>
+              <w:t>class</w:t>
+            </w:r>
+            <w:r>
+              <w:rPr>
+                <w:rFonts w:ascii="Comic Sans MS" w:hAnsi="Comic Sans MS"/>
+                <w:color w:val="4D4D4A"/>
+                <w:sz w:val="24"/>
+                <w:szCs w:val="24"/>
+              </w:rPr>
+              <w:t>);</w:t>
+            </w:r>
+            <w:r>
+              <w:rPr>
+                <w:rFonts w:ascii="Comic Sans MS" w:hAnsi="Comic Sans MS"/>
+                <w:color w:val="4D4D4A"/>
+                <w:sz w:val="24"/>
+                <w:szCs w:val="24"/>
+              </w:rPr>
+              <w:br/>
+            </w:r>
+            <w:r>
+              <w:rPr>
+                <w:rFonts w:ascii="Comic Sans MS" w:hAnsi="Comic Sans MS"/>
+                <w:color w:val="79074C"/>
+                <w:sz w:val="24"/>
+                <w:szCs w:val="24"/>
+              </w:rPr>
+              <w:t>System</w:t>
+            </w:r>
+            <w:r>
+              <w:rPr>
+                <w:rFonts w:ascii="Comic Sans MS" w:hAnsi="Comic Sans MS"/>
+                <w:color w:val="4D4D4A"/>
+                <w:sz w:val="24"/>
+                <w:szCs w:val="24"/>
+              </w:rPr>
+              <w:t>.</w:t>
+            </w:r>
+            <w:r>
+              <w:rPr>
+                <w:rFonts w:ascii="Comic Sans MS" w:hAnsi="Comic Sans MS"/>
+                <w:b/>
+                <w:bCs/>
+                <w:i/>
+                <w:iCs/>
+                <w:color w:val="005CC5"/>
+                <w:sz w:val="24"/>
+                <w:szCs w:val="24"/>
+              </w:rPr>
+              <w:t>out</w:t>
+            </w:r>
+            <w:r>
+              <w:rPr>
+                <w:rFonts w:ascii="Comic Sans MS" w:hAnsi="Comic Sans MS"/>
+                <w:color w:val="4D4D4A"/>
+                <w:sz w:val="24"/>
+                <w:szCs w:val="24"/>
+              </w:rPr>
+              <w:t>.</w:t>
+            </w:r>
+            <w:r>
+              <w:rPr>
+                <w:rFonts w:ascii="Comic Sans MS" w:hAnsi="Comic Sans MS"/>
+                <w:color w:val="1136B9"/>
+                <w:sz w:val="24"/>
+                <w:szCs w:val="24"/>
+              </w:rPr>
+              <w:t>println</w:t>
+            </w:r>
+            <w:r>
+              <w:rPr>
+                <w:rFonts w:ascii="Comic Sans MS" w:hAnsi="Comic Sans MS"/>
+                <w:color w:val="4D4D4A"/>
+                <w:sz w:val="24"/>
+                <w:szCs w:val="24"/>
+              </w:rPr>
+              <w:t>(</w:t>
+            </w:r>
+            <w:r>
+              <w:rPr>
+                <w:rFonts w:ascii="Comic Sans MS" w:hAnsi="Comic Sans MS"/>
+                <w:color w:val="0F92E3"/>
+                <w:sz w:val="24"/>
+                <w:szCs w:val="24"/>
               </w:rPr>
               <w:t>"fetched bean definition from context"</w:t>
             </w:r>
             <w:r>
               <w:rPr>
+                <w:rFonts w:ascii="Comic Sans MS" w:hAnsi="Comic Sans MS"/>
                 <w:color w:val="EE5C09"/>
+                <w:sz w:val="24"/>
+                <w:szCs w:val="24"/>
               </w:rPr>
               <w:t>+</w:t>
             </w:r>
             <w:r>
               <w:rPr>
+                <w:rFonts w:ascii="Comic Sans MS" w:hAnsi="Comic Sans MS"/>
                 <w:color w:val="4D4D4A"/>
+                <w:sz w:val="24"/>
+                <w:szCs w:val="24"/>
               </w:rPr>
               <w:t>hero1);</w:t>
             </w:r>
@@ -1213,7 +2672,6 @@
               </w:rPr>
             </w:pPr>
             <w:r>
-              <w:lastRenderedPageBreak/>
               <w:t xml:space="preserve">This </w:t>
             </w:r>
             <w:r>
@@ -1232,17 +2690,7 @@
                 <w:spacing w:val="-5"/>
                 <w:shd w:val="clear" w:color="auto" w:fill="F2F2F2"/>
               </w:rPr>
-              <w:t xml:space="preserve">this  </w:t>
-            </w:r>
-            <w:r>
-              <w:rPr>
-                <w:rFonts w:ascii="Courier New" w:hAnsi="Courier New" w:cs="Courier New"/>
-                <w:color w:val="242424"/>
-                <w:spacing w:val="-5"/>
-                <w:shd w:val="clear" w:color="auto" w:fill="F2F2F2"/>
-              </w:rPr>
-              <w:lastRenderedPageBreak/>
-              <w:t>focuses more on bean definition registration rather than general purpose beanFactory post processor</w:t>
+              <w:t>this  focuses more on bean definition registration rather than general purpose beanFactory post processor</w:t>
             </w:r>
           </w:p>
           <w:p>
@@ -1671,13 +3119,13 @@
         <w:tblLook w:val="04A0" w:firstRow="1" w:lastRow="0" w:firstColumn="1" w:lastColumn="0" w:noHBand="0" w:noVBand="1"/>
       </w:tblPr>
       <w:tblGrid>
-        <w:gridCol w:w="11515"/>
-        <w:gridCol w:w="11515"/>
+        <w:gridCol w:w="8635"/>
+        <w:gridCol w:w="14395"/>
       </w:tblGrid>
       <w:tr>
         <w:tc>
           <w:tcPr>
-            <w:tcW w:w="11515" w:type="dxa"/>
+            <w:tcW w:w="8635" w:type="dxa"/>
           </w:tcPr>
           <w:p>
             <w:pPr>
@@ -1975,7 +3423,7 @@
         </w:tc>
         <w:tc>
           <w:tcPr>
-            <w:tcW w:w="11515" w:type="dxa"/>
+            <w:tcW w:w="14395" w:type="dxa"/>
           </w:tcPr>
           <w:p>
             <w:pPr>
@@ -2441,7 +3889,7 @@
       <w:tr>
         <w:tc>
           <w:tcPr>
-            <w:tcW w:w="11515" w:type="dxa"/>
+            <w:tcW w:w="8635" w:type="dxa"/>
           </w:tcPr>
           <w:p>
             <w:pPr>
@@ -2488,7 +3936,7 @@
         </w:tc>
         <w:tc>
           <w:tcPr>
-            <w:tcW w:w="11515" w:type="dxa"/>
+            <w:tcW w:w="14395" w:type="dxa"/>
           </w:tcPr>
           <w:p>
             <w:pPr>
@@ -2746,7 +4194,6 @@
                 <w:shd w:val="clear" w:color="auto" w:fill="F6F8FA"/>
                 <w:lang w:eastAsia="en-IN"/>
               </w:rPr>
-              <w:lastRenderedPageBreak/>
               <w:tab/>
               <w:t>}</w:t>
             </w:r>
@@ -2778,7 +4225,7 @@
       <w:tr>
         <w:tc>
           <w:tcPr>
-            <w:tcW w:w="11515" w:type="dxa"/>
+            <w:tcW w:w="8635" w:type="dxa"/>
           </w:tcPr>
           <w:p>
             <w:pPr>
@@ -2798,7 +4245,6 @@
                 <w:szCs w:val="26"/>
                 <w:shd w:val="clear" w:color="auto" w:fill="FFFFFF"/>
               </w:rPr>
-              <w:lastRenderedPageBreak/>
               <w:t>Configuring the callbacks</w:t>
             </w:r>
           </w:p>
@@ -3149,7 +4595,7 @@
         </w:tc>
         <w:tc>
           <w:tcPr>
-            <w:tcW w:w="11515" w:type="dxa"/>
+            <w:tcW w:w="14395" w:type="dxa"/>
           </w:tcPr>
           <w:p>
             <w:pPr>
@@ -3516,12 +4962,50 @@
               <w:t>Now spring while creating bean these initmethod(), destroy method will be called in hero class after creating the bean</w:t>
             </w:r>
           </w:p>
+          <w:p>
+            <w:pPr>
+              <w:pStyle w:val="HTMLPreformatted"/>
+              <w:shd w:val="clear" w:color="auto" w:fill="FFFFFF"/>
+              <w:rPr>
+                <w:rFonts w:ascii="Consolas" w:hAnsi="Consolas" w:cs="Times New Roman"/>
+                <w:sz w:val="24"/>
+                <w:szCs w:val="24"/>
+              </w:rPr>
+            </w:pPr>
+            <w:r>
+              <w:rPr>
+                <w:rFonts w:ascii="Consolas" w:hAnsi="Consolas" w:cs="Times New Roman"/>
+                <w:sz w:val="24"/>
+                <w:szCs w:val="24"/>
+              </w:rPr>
+              <w:t xml:space="preserve">if u wrote the class u can write a method annotate with @POSTConstruct, but for .class file </w:t>
+            </w:r>
+          </w:p>
+          <w:p>
+            <w:pPr>
+              <w:pStyle w:val="HTMLPreformatted"/>
+              <w:shd w:val="clear" w:color="auto" w:fill="FFFFFF"/>
+              <w:rPr>
+                <w:rFonts w:ascii="Consolas" w:hAnsi="Consolas" w:cs="Times New Roman"/>
+                <w:sz w:val="24"/>
+                <w:szCs w:val="24"/>
+              </w:rPr>
+            </w:pPr>
+            <w:r>
+              <w:rPr>
+                <w:rFonts w:ascii="Consolas" w:hAnsi="Consolas" w:cs="Times New Roman"/>
+                <w:sz w:val="24"/>
+                <w:szCs w:val="24"/>
+              </w:rPr>
+              <w:t>while creating a bean definiton, u can configure like this</w:t>
+            </w:r>
+          </w:p>
         </w:tc>
       </w:tr>
       <w:tr>
         <w:tc>
           <w:tcPr>
-            <w:tcW w:w="11515" w:type="dxa"/>
+            <w:tcW w:w="8635" w:type="dxa"/>
           </w:tcPr>
           <w:p>
             <w:pPr>
@@ -3541,6 +5025,7 @@
                 <w:szCs w:val="26"/>
                 <w:shd w:val="clear" w:color="auto" w:fill="FFFFFF"/>
               </w:rPr>
+              <w:lastRenderedPageBreak/>
               <w:t xml:space="preserve">Disabling the </w:t>
             </w:r>
             <w:r>
@@ -3714,7 +5199,7 @@
         </w:tc>
         <w:tc>
           <w:tcPr>
-            <w:tcW w:w="11515" w:type="dxa"/>
+            <w:tcW w:w="14395" w:type="dxa"/>
           </w:tcPr>
           <w:p>
             <w:pPr>
@@ -3949,7 +5434,7 @@
       <w:tr>
         <w:tc>
           <w:tcPr>
-            <w:tcW w:w="11515" w:type="dxa"/>
+            <w:tcW w:w="8635" w:type="dxa"/>
           </w:tcPr>
           <w:p>
             <w:pPr>
@@ -3975,7 +5460,7 @@
         </w:tc>
         <w:tc>
           <w:tcPr>
-            <w:tcW w:w="11515" w:type="dxa"/>
+            <w:tcW w:w="14395" w:type="dxa"/>
           </w:tcPr>
           <w:p>
             <w:pPr>
@@ -4297,7 +5782,7 @@
       <w:tr>
         <w:tc>
           <w:tcPr>
-            <w:tcW w:w="11515" w:type="dxa"/>
+            <w:tcW w:w="8635" w:type="dxa"/>
           </w:tcPr>
           <w:p>
             <w:pPr>
@@ -4569,7 +6054,7 @@
         </w:tc>
         <w:tc>
           <w:tcPr>
-            <w:tcW w:w="11515" w:type="dxa"/>
+            <w:tcW w:w="14395" w:type="dxa"/>
           </w:tcPr>
           <w:p>
             <w:pPr>
@@ -5154,6 +6639,7 @@
                   <w14:round/>
                 </w14:textOutline>
               </w:rPr>
+              <w:lastRenderedPageBreak/>
               <w:t>Running jar with different properties</w:t>
             </w:r>
           </w:p>
@@ -5181,6 +6667,7 @@
                 <w:color w:val="24292E"/>
                 <w:shd w:val="clear" w:color="auto" w:fill="F6F8FA"/>
               </w:rPr>
+              <w:lastRenderedPageBreak/>
               <w:t xml:space="preserve">java -jar myproject-0.0.1-SNAPSHOT.jar </w:t>
             </w:r>
             <w:r>
@@ -5381,6 +6868,7 @@
                 <w:sz w:val="31"/>
                 <w:szCs w:val="23"/>
               </w:rPr>
+              <w:lastRenderedPageBreak/>
               <w:t xml:space="preserve">it will just run the jar file – this will not again do compilation and all </w:t>
             </w:r>
           </w:p>
@@ -5871,7 +7359,6 @@
               </w:rPr>
             </w:pPr>
             <w:r>
-              <w:lastRenderedPageBreak/>
               <w:t>Run your Spring Boot application using Gradle</w:t>
             </w:r>
           </w:p>
@@ -5955,7 +7442,6 @@
         <w:pStyle w:val="h2-pink"/>
       </w:pPr>
       <w:r>
-        <w:lastRenderedPageBreak/>
         <w:t xml:space="preserve">Property files </w:t>
       </w:r>
     </w:p>
@@ -6034,6 +7520,7 @@
           <w:rFonts w:ascii="Comic Sans MS" w:hAnsi="Comic Sans MS"/>
           <w:color w:val="00B050"/>
         </w:rPr>
+        <w:lastRenderedPageBreak/>
         <w:t>java -jar SpringBootDemo-0.0.1-SNAPSHOT.jar --spring.config.name=santu</w:t>
       </w:r>
     </w:p>
@@ -6091,7 +7578,7 @@
                     </pic:cNvPicPr>
                   </pic:nvPicPr>
                   <pic:blipFill>
-                    <a:blip r:embed="rId11">
+                    <a:blip r:embed="rId12">
                       <a:extLst>
                         <a:ext uri="{28A0092B-C50C-407E-A947-70E740481C1C}">
                           <a14:useLocalDpi xmlns:a14="http://schemas.microsoft.com/office/drawing/2010/main" val="0"/>
@@ -6678,7 +8165,7 @@
         </w:rPr>
         <w:t> if the </w:t>
       </w:r>
-      <w:hyperlink r:id="rId12" w:anchor="features.external-config.files.optional-prefix" w:history="1">
+      <w:hyperlink r:id="rId13" w:anchor="features.external-config.files.optional-prefix" w:history="1">
         <w:r>
           <w:rPr>
             <w:rStyle w:val="Hyperlink"/>
@@ -6698,6 +8185,7 @@
     </w:p>
     <w:p>
       <w:r>
+        <w:lastRenderedPageBreak/>
         <w:t>They must be defined as an environment property (typically an OS environment variable, a system property, or a command-line argument).</w:t>
       </w:r>
     </w:p>
@@ -6854,7 +8342,7 @@
             <w:r>
               <w:t>Both directory and file location values are also expanded to check for </w:t>
             </w:r>
-            <w:hyperlink r:id="rId13" w:anchor="features.external-config.files.profile-specific" w:history="1">
+            <w:hyperlink r:id="rId14" w:anchor="features.external-config.files.profile-specific" w:history="1">
               <w:r>
                 <w:rPr>
                   <w:rStyle w:val="Hyperlink"/>
@@ -7470,7 +8958,6 @@
           <w:noProof/>
           <w:lang w:eastAsia="en-IN" w:bidi="te-IN"/>
         </w:rPr>
-        <w:lastRenderedPageBreak/>
         <w:drawing>
           <wp:inline distT="0" distB="0" distL="0" distR="0" wp14:anchorId="1637943F" wp14:editId="55FA41C2">
             <wp:extent cx="4752975" cy="3819525"/>
@@ -7487,7 +8974,7 @@
                     <pic:cNvPicPr/>
                   </pic:nvPicPr>
                   <pic:blipFill>
-                    <a:blip r:embed="rId14"/>
+                    <a:blip r:embed="rId15"/>
                     <a:stretch>
                       <a:fillRect/>
                     </a:stretch>
@@ -7939,7 +9426,6 @@
                 <w:shd w:val="clear" w:color="auto" w:fill="F6F8FA"/>
                 <w:lang w:eastAsia="en-IN"/>
               </w:rPr>
-              <w:lastRenderedPageBreak/>
               <w:tab/>
             </w:r>
             <w:r>
@@ -7990,7 +9476,6 @@
               <w:rPr>
                 <w:rStyle w:val="ng-tns-c3659931148-90"/>
               </w:rPr>
-              <w:lastRenderedPageBreak/>
               <w:t xml:space="preserve">Command line properties are set to </w:t>
             </w:r>
             <w:r>
@@ -8390,7 +9875,7 @@
           <w:szCs w:val="26"/>
         </w:rPr>
       </w:pPr>
-      <w:hyperlink r:id="rId15" w:history="1">
+      <w:hyperlink r:id="rId16" w:history="1">
         <w:r>
           <w:rPr>
             <w:rStyle w:val="HTMLCode"/>
@@ -8696,6 +10181,7 @@
           <w:sz w:val="26"/>
           <w:szCs w:val="26"/>
         </w:rPr>
+        <w:lastRenderedPageBreak/>
         <w:t>JNDI attributes from </w:t>
       </w:r>
       <w:r>
@@ -8901,7 +10387,7 @@
         </w:rPr>
         <w:t> attribute on your tests. Available on </w:t>
       </w:r>
-      <w:hyperlink r:id="rId16" w:history="1">
+      <w:hyperlink r:id="rId17" w:history="1">
         <w:r>
           <w:rPr>
             <w:rStyle w:val="HTMLCode"/>
@@ -8922,7 +10408,7 @@
         </w:rPr>
         <w:t> and the </w:t>
       </w:r>
-      <w:hyperlink r:id="rId17" w:anchor="testing.spring-boot-applications.autoconfigured-tests" w:history="1">
+      <w:hyperlink r:id="rId18" w:anchor="testing.spring-boot-applications.autoconfigured-tests" w:history="1">
         <w:r>
           <w:rPr>
             <w:rStyle w:val="Hyperlink"/>
@@ -8961,7 +10447,7 @@
           <w:szCs w:val="26"/>
         </w:rPr>
       </w:pPr>
-      <w:hyperlink r:id="rId18" w:history="1">
+      <w:hyperlink r:id="rId19" w:history="1">
         <w:r>
           <w:rPr>
             <w:rStyle w:val="HTMLCode"/>
@@ -9000,7 +10486,7 @@
           <w:szCs w:val="26"/>
         </w:rPr>
       </w:pPr>
-      <w:hyperlink r:id="rId19" w:history="1">
+      <w:hyperlink r:id="rId20" w:history="1">
         <w:r>
           <w:rPr>
             <w:rStyle w:val="HTMLCode"/>
@@ -9039,7 +10525,7 @@
           <w:szCs w:val="26"/>
         </w:rPr>
       </w:pPr>
-      <w:hyperlink r:id="rId20" w:anchor="using.devtools.globalsettings" w:history="1">
+      <w:hyperlink r:id="rId21" w:anchor="using.devtools.globalsettings" w:history="1">
         <w:r>
           <w:rPr>
             <w:rStyle w:val="Hyperlink"/>
@@ -9132,7 +10618,7 @@
           <w:szCs w:val="26"/>
         </w:rPr>
       </w:pPr>
-      <w:hyperlink r:id="rId21" w:anchor="features.external-config.files" w:history="1">
+      <w:hyperlink r:id="rId22" w:anchor="features.external-config.files" w:history="1">
         <w:r>
           <w:rPr>
             <w:rStyle w:val="Hyperlink"/>
@@ -9190,7 +10676,7 @@
           <w:szCs w:val="26"/>
         </w:rPr>
       </w:pPr>
-      <w:hyperlink r:id="rId22" w:anchor="features.external-config.files.profile-specific" w:history="1">
+      <w:hyperlink r:id="rId23" w:anchor="features.external-config.files.profile-specific" w:history="1">
         <w:r>
           <w:rPr>
             <w:rStyle w:val="Hyperlink"/>
@@ -9248,7 +10734,7 @@
           <w:szCs w:val="26"/>
         </w:rPr>
       </w:pPr>
-      <w:hyperlink r:id="rId23" w:anchor="features.external-config.files" w:history="1">
+      <w:hyperlink r:id="rId24" w:anchor="features.external-config.files" w:history="1">
         <w:r>
           <w:rPr>
             <w:rStyle w:val="Hyperlink"/>
@@ -9306,7 +10792,7 @@
           <w:szCs w:val="26"/>
         </w:rPr>
       </w:pPr>
-      <w:hyperlink r:id="rId24" w:anchor="features.external-config.files.profile-specific" w:history="1">
+      <w:hyperlink r:id="rId25" w:anchor="features.external-config.files.profile-specific" w:history="1">
         <w:r>
           <w:rPr>
             <w:rStyle w:val="Hyperlink"/>
@@ -9352,7 +10838,6 @@
         <w:pStyle w:val="h2-cem"/>
       </w:pPr>
       <w:r>
-        <w:lastRenderedPageBreak/>
         <w:t>Html files</w:t>
       </w:r>
     </w:p>
@@ -9545,7 +11030,7 @@
                           <pic:cNvPicPr/>
                         </pic:nvPicPr>
                         <pic:blipFill>
-                          <a:blip r:embed="rId25"/>
+                          <a:blip r:embed="rId26"/>
                           <a:stretch>
                             <a:fillRect/>
                           </a:stretch>
@@ -9604,9 +11089,9 @@
                   <o:lock v:ext="edit" aspectratio="t"/>
                 </v:shapetype>
                 <v:shape id="_x0000_i1025" type="#_x0000_t75" style="width:120pt;height:86.25pt" o:ole="">
-                  <v:imagedata r:id="rId26" o:title=""/>
+                  <v:imagedata r:id="rId27" o:title=""/>
                 </v:shape>
-                <o:OLEObject Type="Embed" ProgID="PBrush" ShapeID="_x0000_i1025" DrawAspect="Content" ObjectID="_1818320550" r:id="rId27"/>
+                <o:OLEObject Type="Embed" ProgID="PBrush" ShapeID="_x0000_i1025" DrawAspect="Content" ObjectID="_1818698610" r:id="rId28"/>
               </w:object>
             </w:r>
           </w:p>
@@ -9637,7 +11122,7 @@
                           <pic:cNvPicPr/>
                         </pic:nvPicPr>
                         <pic:blipFill>
-                          <a:blip r:embed="rId28"/>
+                          <a:blip r:embed="rId29"/>
                           <a:stretch>
                             <a:fillRect/>
                           </a:stretch>
@@ -9715,8 +11200,6 @@
             <w:r>
               <w:t>ReflectionUtils</w:t>
             </w:r>
-            <w:bookmarkStart w:id="0" w:name="_GoBack"/>
-            <w:bookmarkEnd w:id="0"/>
           </w:p>
           <w:p>
             <w:r>
@@ -9933,6 +11416,155 @@
     </w:lvl>
   </w:abstractNum>
   <w:abstractNum w:abstractNumId="2">
+    <w:nsid w:val="142B6B82"/>
+    <w:multiLevelType w:val="multilevel"/>
+    <w:tmpl w:val="2BF47D0C"/>
+    <w:lvl w:ilvl="0">
+      <w:start w:val="1"/>
+      <w:numFmt w:val="bullet"/>
+      <w:lvlText w:val=""/>
+      <w:lvlJc w:val="left"/>
+      <w:pPr>
+        <w:tabs>
+          <w:tab w:val="num" w:pos="720"/>
+        </w:tabs>
+        <w:ind w:left="720" w:hanging="360"/>
+      </w:pPr>
+      <w:rPr>
+        <w:rFonts w:ascii="Symbol" w:hAnsi="Symbol" w:hint="default"/>
+        <w:sz w:val="20"/>
+      </w:rPr>
+    </w:lvl>
+    <w:lvl w:ilvl="1" w:tentative="1">
+      <w:start w:val="1"/>
+      <w:numFmt w:val="bullet"/>
+      <w:lvlText w:val="o"/>
+      <w:lvlJc w:val="left"/>
+      <w:pPr>
+        <w:tabs>
+          <w:tab w:val="num" w:pos="1440"/>
+        </w:tabs>
+        <w:ind w:left="1440" w:hanging="360"/>
+      </w:pPr>
+      <w:rPr>
+        <w:rFonts w:ascii="Courier New" w:hAnsi="Courier New" w:hint="default"/>
+        <w:sz w:val="20"/>
+      </w:rPr>
+    </w:lvl>
+    <w:lvl w:ilvl="2" w:tentative="1">
+      <w:start w:val="1"/>
+      <w:numFmt w:val="bullet"/>
+      <w:lvlText w:val=""/>
+      <w:lvlJc w:val="left"/>
+      <w:pPr>
+        <w:tabs>
+          <w:tab w:val="num" w:pos="2160"/>
+        </w:tabs>
+        <w:ind w:left="2160" w:hanging="360"/>
+      </w:pPr>
+      <w:rPr>
+        <w:rFonts w:ascii="Wingdings" w:hAnsi="Wingdings" w:hint="default"/>
+        <w:sz w:val="20"/>
+      </w:rPr>
+    </w:lvl>
+    <w:lvl w:ilvl="3" w:tentative="1">
+      <w:start w:val="1"/>
+      <w:numFmt w:val="bullet"/>
+      <w:lvlText w:val=""/>
+      <w:lvlJc w:val="left"/>
+      <w:pPr>
+        <w:tabs>
+          <w:tab w:val="num" w:pos="2880"/>
+        </w:tabs>
+        <w:ind w:left="2880" w:hanging="360"/>
+      </w:pPr>
+      <w:rPr>
+        <w:rFonts w:ascii="Wingdings" w:hAnsi="Wingdings" w:hint="default"/>
+        <w:sz w:val="20"/>
+      </w:rPr>
+    </w:lvl>
+    <w:lvl w:ilvl="4" w:tentative="1">
+      <w:start w:val="1"/>
+      <w:numFmt w:val="bullet"/>
+      <w:lvlText w:val=""/>
+      <w:lvlJc w:val="left"/>
+      <w:pPr>
+        <w:tabs>
+          <w:tab w:val="num" w:pos="3600"/>
+        </w:tabs>
+        <w:ind w:left="3600" w:hanging="360"/>
+      </w:pPr>
+      <w:rPr>
+        <w:rFonts w:ascii="Wingdings" w:hAnsi="Wingdings" w:hint="default"/>
+        <w:sz w:val="20"/>
+      </w:rPr>
+    </w:lvl>
+    <w:lvl w:ilvl="5" w:tentative="1">
+      <w:start w:val="1"/>
+      <w:numFmt w:val="bullet"/>
+      <w:lvlText w:val=""/>
+      <w:lvlJc w:val="left"/>
+      <w:pPr>
+        <w:tabs>
+          <w:tab w:val="num" w:pos="4320"/>
+        </w:tabs>
+        <w:ind w:left="4320" w:hanging="360"/>
+      </w:pPr>
+      <w:rPr>
+        <w:rFonts w:ascii="Wingdings" w:hAnsi="Wingdings" w:hint="default"/>
+        <w:sz w:val="20"/>
+      </w:rPr>
+    </w:lvl>
+    <w:lvl w:ilvl="6" w:tentative="1">
+      <w:start w:val="1"/>
+      <w:numFmt w:val="bullet"/>
+      <w:lvlText w:val=""/>
+      <w:lvlJc w:val="left"/>
+      <w:pPr>
+        <w:tabs>
+          <w:tab w:val="num" w:pos="5040"/>
+        </w:tabs>
+        <w:ind w:left="5040" w:hanging="360"/>
+      </w:pPr>
+      <w:rPr>
+        <w:rFonts w:ascii="Wingdings" w:hAnsi="Wingdings" w:hint="default"/>
+        <w:sz w:val="20"/>
+      </w:rPr>
+    </w:lvl>
+    <w:lvl w:ilvl="7" w:tentative="1">
+      <w:start w:val="1"/>
+      <w:numFmt w:val="bullet"/>
+      <w:lvlText w:val=""/>
+      <w:lvlJc w:val="left"/>
+      <w:pPr>
+        <w:tabs>
+          <w:tab w:val="num" w:pos="5760"/>
+        </w:tabs>
+        <w:ind w:left="5760" w:hanging="360"/>
+      </w:pPr>
+      <w:rPr>
+        <w:rFonts w:ascii="Wingdings" w:hAnsi="Wingdings" w:hint="default"/>
+        <w:sz w:val="20"/>
+      </w:rPr>
+    </w:lvl>
+    <w:lvl w:ilvl="8" w:tentative="1">
+      <w:start w:val="1"/>
+      <w:numFmt w:val="bullet"/>
+      <w:lvlText w:val=""/>
+      <w:lvlJc w:val="left"/>
+      <w:pPr>
+        <w:tabs>
+          <w:tab w:val="num" w:pos="6480"/>
+        </w:tabs>
+        <w:ind w:left="6480" w:hanging="360"/>
+      </w:pPr>
+      <w:rPr>
+        <w:rFonts w:ascii="Wingdings" w:hAnsi="Wingdings" w:hint="default"/>
+        <w:sz w:val="20"/>
+      </w:rPr>
+    </w:lvl>
+  </w:abstractNum>
+  <w:abstractNum w:abstractNumId="3">
     <w:nsid w:val="25E618AA"/>
     <w:multiLevelType w:val="hybridMultilevel"/>
     <w:tmpl w:val="CF6263F0"/>
@@ -10022,7 +11654,7 @@
       </w:pPr>
     </w:lvl>
   </w:abstractNum>
-  <w:abstractNum w:abstractNumId="3">
+  <w:abstractNum w:abstractNumId="4">
     <w:nsid w:val="28C25836"/>
     <w:multiLevelType w:val="multilevel"/>
     <w:tmpl w:val="C832D286"/>
@@ -10135,7 +11767,7 @@
       </w:pPr>
     </w:lvl>
   </w:abstractNum>
-  <w:abstractNum w:abstractNumId="4">
+  <w:abstractNum w:abstractNumId="5">
     <w:nsid w:val="45E34BCA"/>
     <w:multiLevelType w:val="multilevel"/>
     <w:tmpl w:val="B352E464"/>
@@ -10248,7 +11880,7 @@
       </w:pPr>
     </w:lvl>
   </w:abstractNum>
-  <w:abstractNum w:abstractNumId="5">
+  <w:abstractNum w:abstractNumId="6">
     <w:nsid w:val="4C022401"/>
     <w:multiLevelType w:val="multilevel"/>
     <w:tmpl w:val="F200970A"/>
@@ -10361,7 +11993,7 @@
       </w:pPr>
     </w:lvl>
   </w:abstractNum>
-  <w:abstractNum w:abstractNumId="6">
+  <w:abstractNum w:abstractNumId="7">
     <w:nsid w:val="5344125C"/>
     <w:multiLevelType w:val="multilevel"/>
     <w:tmpl w:val="2A1CCEA0"/>
@@ -10510,7 +12142,7 @@
       </w:rPr>
     </w:lvl>
   </w:abstractNum>
-  <w:abstractNum w:abstractNumId="7">
+  <w:abstractNum w:abstractNumId="8">
     <w:nsid w:val="583B2331"/>
     <w:multiLevelType w:val="hybridMultilevel"/>
     <w:tmpl w:val="5450F226"/>
@@ -10599,7 +12231,7 @@
       </w:pPr>
     </w:lvl>
   </w:abstractNum>
-  <w:abstractNum w:abstractNumId="8">
+  <w:abstractNum w:abstractNumId="9">
     <w:nsid w:val="5E2D30E8"/>
     <w:multiLevelType w:val="hybridMultilevel"/>
     <w:tmpl w:val="A63E3E04"/>
@@ -10688,7 +12320,7 @@
       </w:pPr>
     </w:lvl>
   </w:abstractNum>
-  <w:abstractNum w:abstractNumId="9">
+  <w:abstractNum w:abstractNumId="10">
     <w:nsid w:val="6A90749B"/>
     <w:multiLevelType w:val="hybridMultilevel"/>
     <w:tmpl w:val="E3B8898C"/>
@@ -10801,7 +12433,7 @@
       </w:rPr>
     </w:lvl>
   </w:abstractNum>
-  <w:abstractNum w:abstractNumId="10">
+  <w:abstractNum w:abstractNumId="11">
     <w:nsid w:val="6D466A5F"/>
     <w:multiLevelType w:val="hybridMultilevel"/>
     <w:tmpl w:val="B9C67AF8"/>
@@ -10891,7 +12523,7 @@
       </w:pPr>
     </w:lvl>
   </w:abstractNum>
-  <w:abstractNum w:abstractNumId="11">
+  <w:abstractNum w:abstractNumId="12">
     <w:nsid w:val="74604CD6"/>
     <w:multiLevelType w:val="multilevel"/>
     <w:tmpl w:val="C88C3E16"/>
@@ -11040,7 +12672,7 @@
       </w:rPr>
     </w:lvl>
   </w:abstractNum>
-  <w:abstractNum w:abstractNumId="12">
+  <w:abstractNum w:abstractNumId="13">
     <w:nsid w:val="75896AAB"/>
     <w:multiLevelType w:val="multilevel"/>
     <w:tmpl w:val="DD602F54"/>
@@ -11154,43 +12786,46 @@
     </w:lvl>
   </w:abstractNum>
   <w:num w:numId="1">
-    <w:abstractNumId w:val="11"/>
+    <w:abstractNumId w:val="12"/>
   </w:num>
   <w:num w:numId="2">
-    <w:abstractNumId w:val="7"/>
+    <w:abstractNumId w:val="8"/>
   </w:num>
   <w:num w:numId="3">
-    <w:abstractNumId w:val="9"/>
+    <w:abstractNumId w:val="10"/>
   </w:num>
   <w:num w:numId="4">
     <w:abstractNumId w:val="1"/>
   </w:num>
   <w:num w:numId="5">
-    <w:abstractNumId w:val="2"/>
+    <w:abstractNumId w:val="3"/>
   </w:num>
   <w:num w:numId="6">
     <w:abstractNumId w:val="0"/>
   </w:num>
   <w:num w:numId="7">
+    <w:abstractNumId w:val="5"/>
+  </w:num>
+  <w:num w:numId="8">
+    <w:abstractNumId w:val="6"/>
+  </w:num>
+  <w:num w:numId="9">
+    <w:abstractNumId w:val="7"/>
+  </w:num>
+  <w:num w:numId="10">
+    <w:abstractNumId w:val="11"/>
+  </w:num>
+  <w:num w:numId="11">
     <w:abstractNumId w:val="4"/>
   </w:num>
-  <w:num w:numId="8">
-    <w:abstractNumId w:val="5"/>
-  </w:num>
-  <w:num w:numId="9">
-    <w:abstractNumId w:val="6"/>
-  </w:num>
-  <w:num w:numId="10">
-    <w:abstractNumId w:val="10"/>
-  </w:num>
-  <w:num w:numId="11">
-    <w:abstractNumId w:val="3"/>
-  </w:num>
   <w:num w:numId="12">
-    <w:abstractNumId w:val="12"/>
+    <w:abstractNumId w:val="13"/>
   </w:num>
   <w:num w:numId="13">
-    <w:abstractNumId w:val="8"/>
+    <w:abstractNumId w:val="9"/>
+  </w:num>
+  <w:num w:numId="14">
+    <w:abstractNumId w:val="2"/>
   </w:num>
 </w:numbering>
 </file>
@@ -12112,6 +13747,97 @@
       </w14:textOutline>
     </w:rPr>
   </w:style>
+  <w:style w:type="table" w:styleId="GridTable1Light-Accent6">
+    <w:name w:val="Grid Table 1 Light Accent 6"/>
+    <w:basedOn w:val="TableNormal"/>
+    <w:uiPriority w:val="46"/>
+    <w:rsid w:val="004B13E4"/>
+    <w:pPr>
+      <w:spacing w:after="0" w:line="240" w:lineRule="auto"/>
+    </w:pPr>
+    <w:tblPr>
+      <w:tblStyleRowBandSize w:val="1"/>
+      <w:tblStyleColBandSize w:val="1"/>
+      <w:tblInd w:w="0" w:type="dxa"/>
+      <w:tblBorders>
+        <w:top w:val="single" w:sz="4" w:space="0" w:color="C5E0B3" w:themeColor="accent6" w:themeTint="66"/>
+        <w:left w:val="single" w:sz="4" w:space="0" w:color="C5E0B3" w:themeColor="accent6" w:themeTint="66"/>
+        <w:bottom w:val="single" w:sz="4" w:space="0" w:color="C5E0B3" w:themeColor="accent6" w:themeTint="66"/>
+        <w:right w:val="single" w:sz="4" w:space="0" w:color="C5E0B3" w:themeColor="accent6" w:themeTint="66"/>
+        <w:insideH w:val="single" w:sz="4" w:space="0" w:color="C5E0B3" w:themeColor="accent6" w:themeTint="66"/>
+        <w:insideV w:val="single" w:sz="4" w:space="0" w:color="C5E0B3" w:themeColor="accent6" w:themeTint="66"/>
+      </w:tblBorders>
+      <w:tblCellMar>
+        <w:top w:w="0" w:type="dxa"/>
+        <w:left w:w="108" w:type="dxa"/>
+        <w:bottom w:w="0" w:type="dxa"/>
+        <w:right w:w="108" w:type="dxa"/>
+      </w:tblCellMar>
+    </w:tblPr>
+    <w:tblStylePr w:type="firstRow">
+      <w:rPr>
+        <w:b/>
+        <w:bCs/>
+      </w:rPr>
+      <w:tblPr/>
+      <w:tcPr>
+        <w:tcBorders>
+          <w:bottom w:val="single" w:sz="12" w:space="0" w:color="A8D08D" w:themeColor="accent6" w:themeTint="99"/>
+        </w:tcBorders>
+      </w:tcPr>
+    </w:tblStylePr>
+    <w:tblStylePr w:type="lastRow">
+      <w:rPr>
+        <w:b/>
+        <w:bCs/>
+      </w:rPr>
+      <w:tblPr/>
+      <w:tcPr>
+        <w:tcBorders>
+          <w:top w:val="double" w:sz="2" w:space="0" w:color="A8D08D" w:themeColor="accent6" w:themeTint="99"/>
+        </w:tcBorders>
+      </w:tcPr>
+    </w:tblStylePr>
+    <w:tblStylePr w:type="firstCol">
+      <w:rPr>
+        <w:b/>
+        <w:bCs/>
+      </w:rPr>
+    </w:tblStylePr>
+    <w:tblStylePr w:type="lastCol">
+      <w:rPr>
+        <w:b/>
+        <w:bCs/>
+      </w:rPr>
+    </w:tblStylePr>
+  </w:style>
+  <w:style w:type="character" w:styleId="HTMLKeyboard">
+    <w:name w:val="HTML Keyboard"/>
+    <w:basedOn w:val="DefaultParagraphFont"/>
+    <w:uiPriority w:val="99"/>
+    <w:semiHidden/>
+    <w:unhideWhenUsed/>
+    <w:rsid w:val="002A3FAD"/>
+    <w:rPr>
+      <w:rFonts w:ascii="Courier New" w:eastAsia="Times New Roman" w:hAnsi="Courier New" w:cs="Courier New"/>
+      <w:sz w:val="20"/>
+      <w:szCs w:val="20"/>
+    </w:rPr>
+  </w:style>
+  <w:style w:type="paragraph" w:customStyle="1" w:styleId="mce-root">
+    <w:name w:val="mce-root"/>
+    <w:basedOn w:val="Normal"/>
+    <w:rsid w:val="002A3FAD"/>
+    <w:pPr>
+      <w:spacing w:before="100" w:beforeAutospacing="1" w:after="100" w:afterAutospacing="1" w:line="240" w:lineRule="auto"/>
+    </w:pPr>
+    <w:rPr>
+      <w:rFonts w:ascii="Times New Roman" w:eastAsia="Times New Roman" w:hAnsi="Times New Roman" w:cs="Times New Roman"/>
+      <w:sz w:val="24"/>
+      <w:szCs w:val="24"/>
+      <w:lang w:eastAsia="en-IN" w:bidi="te-IN"/>
+    </w:rPr>
+  </w:style>
 </w:styles>
 </file>
 

--- a/11.spring/spr misc basics Best practices.docx
+++ b/11.spring/spr misc basics Best practices.docx
@@ -922,19 +922,69 @@
         <w:tblLook w:val="04A0" w:firstRow="1" w:lastRow="0" w:firstColumn="1" w:lastColumn="0" w:noHBand="0" w:noVBand="1"/>
       </w:tblPr>
       <w:tblGrid>
-        <w:gridCol w:w="3114"/>
-        <w:gridCol w:w="19916"/>
+        <w:gridCol w:w="4675"/>
+        <w:gridCol w:w="18355"/>
       </w:tblGrid>
       <w:tr>
         <w:tc>
           <w:tcPr>
-            <w:tcW w:w="3114" w:type="dxa"/>
+            <w:tcW w:w="4675" w:type="dxa"/>
+          </w:tcPr>
+          <w:p>
+            <w:r>
+              <w:t>In contr</w:t>
+            </w:r>
+            <w:r>
+              <w:t>o</w:t>
+            </w:r>
+            <w:r>
+              <w:t>ller layer</w:t>
+            </w:r>
+          </w:p>
+        </w:tc>
+        <w:tc>
+          <w:tcPr>
+            <w:tcW w:w="18355" w:type="dxa"/>
+          </w:tcPr>
+          <w:p>
+            <w:r>
+              <w:t>always make sure to write the validation logic 1st</w:t>
+            </w:r>
+          </w:p>
+        </w:tc>
+      </w:tr>
+      <w:tr>
+        <w:tc>
+          <w:tcPr>
+            <w:tcW w:w="4675" w:type="dxa"/>
+          </w:tcPr>
+          <w:p>
+            <w:r>
+              <w:t>Run any method in async</w:t>
+            </w:r>
+          </w:p>
+        </w:tc>
+        <w:tc>
+          <w:tcPr>
+            <w:tcW w:w="18355" w:type="dxa"/>
+          </w:tcPr>
+          <w:p>
+            <w:r>
+              <w:t>if u want to run any logic asynchronously then use @Async annotation</w:t>
+            </w:r>
+          </w:p>
+        </w:tc>
+      </w:tr>
+      <w:tr>
+        <w:tc>
+          <w:tcPr>
+            <w:tcW w:w="4675" w:type="dxa"/>
           </w:tcPr>
           <w:p/>
         </w:tc>
         <w:tc>
           <w:tcPr>
-            <w:tcW w:w="19916" w:type="dxa"/>
+            <w:tcW w:w="18355" w:type="dxa"/>
           </w:tcPr>
           <w:p/>
         </w:tc>
@@ -942,13 +992,13 @@
       <w:tr>
         <w:tc>
           <w:tcPr>
-            <w:tcW w:w="3114" w:type="dxa"/>
+            <w:tcW w:w="4675" w:type="dxa"/>
           </w:tcPr>
           <w:p/>
         </w:tc>
         <w:tc>
           <w:tcPr>
-            <w:tcW w:w="19916" w:type="dxa"/>
+            <w:tcW w:w="18355" w:type="dxa"/>
           </w:tcPr>
           <w:p/>
         </w:tc>
@@ -956,13 +1006,13 @@
       <w:tr>
         <w:tc>
           <w:tcPr>
-            <w:tcW w:w="3114" w:type="dxa"/>
+            <w:tcW w:w="4675" w:type="dxa"/>
           </w:tcPr>
           <w:p/>
         </w:tc>
         <w:tc>
           <w:tcPr>
-            <w:tcW w:w="19916" w:type="dxa"/>
+            <w:tcW w:w="18355" w:type="dxa"/>
           </w:tcPr>
           <w:p/>
         </w:tc>
@@ -970,41 +1020,13 @@
       <w:tr>
         <w:tc>
           <w:tcPr>
-            <w:tcW w:w="3114" w:type="dxa"/>
+            <w:tcW w:w="4675" w:type="dxa"/>
           </w:tcPr>
           <w:p/>
         </w:tc>
         <w:tc>
           <w:tcPr>
-            <w:tcW w:w="19916" w:type="dxa"/>
-          </w:tcPr>
-          <w:p/>
-        </w:tc>
-      </w:tr>
-      <w:tr>
-        <w:tc>
-          <w:tcPr>
-            <w:tcW w:w="3114" w:type="dxa"/>
-          </w:tcPr>
-          <w:p/>
-        </w:tc>
-        <w:tc>
-          <w:tcPr>
-            <w:tcW w:w="19916" w:type="dxa"/>
-          </w:tcPr>
-          <w:p/>
-        </w:tc>
-      </w:tr>
-      <w:tr>
-        <w:tc>
-          <w:tcPr>
-            <w:tcW w:w="3114" w:type="dxa"/>
-          </w:tcPr>
-          <w:p/>
-        </w:tc>
-        <w:tc>
-          <w:tcPr>
-            <w:tcW w:w="19916" w:type="dxa"/>
+            <w:tcW w:w="18355" w:type="dxa"/>
           </w:tcPr>
           <w:p/>
         </w:tc>
@@ -1155,8 +1177,6 @@
       </w:r>
     </w:p>
     <w:p>
-      <w:bookmarkStart w:id="0" w:name="_GoBack"/>
-      <w:bookmarkEnd w:id="0"/>
       <w:r>
         <w:t>like if u want to add an existing object to the container then we should use this approach</w:t>
       </w:r>
@@ -11091,7 +11111,7 @@
                 <v:shape id="_x0000_i1025" type="#_x0000_t75" style="width:120pt;height:86.25pt" o:ole="">
                   <v:imagedata r:id="rId27" o:title=""/>
                 </v:shape>
-                <o:OLEObject Type="Embed" ProgID="PBrush" ShapeID="_x0000_i1025" DrawAspect="Content" ObjectID="_1818698610" r:id="rId28"/>
+                <o:OLEObject Type="Embed" ProgID="PBrush" ShapeID="_x0000_i1025" DrawAspect="Content" ObjectID="_1825839633" r:id="rId28"/>
               </w:object>
             </w:r>
           </w:p>
@@ -11213,11 +11233,579 @@
           <w:tcPr>
             <w:tcW w:w="6835" w:type="dxa"/>
           </w:tcPr>
-          <w:p/>
+          <w:p>
+            <w:r>
+              <w:t>StopWatch – use only for local – best way is use advice</w:t>
+            </w:r>
+          </w:p>
         </w:tc>
         <w:tc>
           <w:tcPr>
             <w:tcW w:w="16195" w:type="dxa"/>
+          </w:tcPr>
+          <w:p>
+            <w:r>
+              <w:t>to calculate the time</w:t>
+            </w:r>
+          </w:p>
+          <w:p>
+            <w:r>
+              <w:t xml:space="preserve">   StopWatch stopWatch = new StopWatch();</w:t>
+            </w:r>
+          </w:p>
+          <w:p>
+            <w:r>
+              <w:lastRenderedPageBreak/>
+              <w:t xml:space="preserve">    stopWatch.start();</w:t>
+            </w:r>
+          </w:p>
+          <w:p/>
+          <w:p>
+            <w:r>
+              <w:t xml:space="preserve">    // Do some task</w:t>
+            </w:r>
+          </w:p>
+          <w:p>
+            <w:r>
+              <w:t xml:space="preserve">    doWork();</w:t>
+            </w:r>
+          </w:p>
+          <w:p/>
+          <w:p>
+            <w:r>
+              <w:t xml:space="preserve">    stopWatch.stop();</w:t>
+            </w:r>
+          </w:p>
+          <w:p>
+            <w:r>
+              <w:t xml:space="preserve">    System.out.println("Execution time: " + stopWatch.getTotalTimeMillis() + " ms");</w:t>
+            </w:r>
+          </w:p>
+        </w:tc>
+      </w:tr>
+    </w:tbl>
+    <w:p/>
+    <w:p/>
+    <w:p>
+      <w:pPr>
+        <w:pStyle w:val="h2-pink"/>
+      </w:pPr>
+      <w:r>
+        <w:t>@Async</w:t>
+      </w:r>
+    </w:p>
+    <w:p>
+      <w:r>
+        <w:t xml:space="preserve">Just annotate </w:t>
+      </w:r>
+      <w:r>
+        <w:t xml:space="preserve">the method </w:t>
+      </w:r>
+      <w:r>
+        <w:t>with @Async – means this method will be run in separate thread</w:t>
+      </w:r>
+      <w:r>
+        <w:t xml:space="preserve"> – this is like a task submitted to </w:t>
+      </w:r>
+      <w:bookmarkStart w:id="0" w:name="_GoBack"/>
+      <w:bookmarkEnd w:id="0"/>
+      <w:r>
+        <w:t>thread pool</w:t>
+      </w:r>
+    </w:p>
+    <w:tbl>
+      <w:tblPr>
+        <w:tblStyle w:val="TableGrid"/>
+        <w:tblW w:w="0" w:type="auto"/>
+        <w:tblLook w:val="04A0" w:firstRow="1" w:lastRow="0" w:firstColumn="1" w:lastColumn="0" w:noHBand="0" w:noVBand="1"/>
+      </w:tblPr>
+      <w:tblGrid>
+        <w:gridCol w:w="11515"/>
+        <w:gridCol w:w="11515"/>
+      </w:tblGrid>
+      <w:tr>
+        <w:tc>
+          <w:tcPr>
+            <w:tcW w:w="11515" w:type="dxa"/>
+          </w:tcPr>
+          <w:p>
+            <w:pPr>
+              <w:rPr>
+                <w:rStyle w:val="apb6vc"/>
+                <w:rFonts w:cs="Courier New"/>
+                <w:color w:val="9334E6"/>
+                <w:sz w:val="24"/>
+                <w:szCs w:val="24"/>
+              </w:rPr>
+            </w:pPr>
+            <w:r>
+              <w:rPr>
+                <w:rFonts w:cs="Courier New"/>
+                <w:color w:val="0A0A0A"/>
+                <w:sz w:val="24"/>
+                <w:szCs w:val="24"/>
+              </w:rPr>
+              <w:t>@</w:t>
+            </w:r>
+            <w:r>
+              <w:rPr>
+                <w:rStyle w:val="apb6vc"/>
+                <w:rFonts w:cs="Courier New"/>
+                <w:color w:val="9334E6"/>
+                <w:sz w:val="24"/>
+                <w:szCs w:val="24"/>
+              </w:rPr>
+              <w:t>EnableAsync</w:t>
+            </w:r>
+          </w:p>
+          <w:p>
+            <w:pPr>
+              <w:rPr>
+                <w:rStyle w:val="apb6vc"/>
+                <w:rFonts w:cs="Courier New"/>
+                <w:color w:val="9334E6"/>
+                <w:sz w:val="24"/>
+                <w:szCs w:val="24"/>
+              </w:rPr>
+            </w:pPr>
+            <w:r>
+              <w:rPr>
+                <w:rStyle w:val="apb6vc"/>
+                <w:rFonts w:cs="Courier New"/>
+                <w:color w:val="9334E6"/>
+                <w:sz w:val="24"/>
+                <w:szCs w:val="24"/>
+              </w:rPr>
+              <w:t>class Main{}</w:t>
+            </w:r>
+          </w:p>
+          <w:p>
+            <w:pPr>
+              <w:rPr>
+                <w:rStyle w:val="apb6vc"/>
+                <w:rFonts w:cs="Courier New"/>
+                <w:color w:val="9334E6"/>
+                <w:sz w:val="24"/>
+                <w:szCs w:val="24"/>
+              </w:rPr>
+            </w:pPr>
+          </w:p>
+          <w:p>
+            <w:pPr>
+              <w:rPr>
+                <w:rFonts w:cs="Courier New"/>
+                <w:color w:val="0A0A0A"/>
+                <w:sz w:val="24"/>
+                <w:szCs w:val="24"/>
+              </w:rPr>
+            </w:pPr>
+            <w:r>
+              <w:rPr>
+                <w:rFonts w:cs="Courier New"/>
+                <w:color w:val="0A0A0A"/>
+                <w:sz w:val="24"/>
+                <w:szCs w:val="24"/>
+              </w:rPr>
+              <w:t xml:space="preserve">  @</w:t>
+            </w:r>
+            <w:r>
+              <w:rPr>
+                <w:rStyle w:val="apb6vc"/>
+                <w:rFonts w:cs="Courier New"/>
+                <w:color w:val="9334E6"/>
+                <w:sz w:val="24"/>
+                <w:szCs w:val="24"/>
+              </w:rPr>
+              <w:t>Async</w:t>
+            </w:r>
+            <w:r>
+              <w:rPr>
+                <w:rFonts w:cs="Courier New"/>
+                <w:color w:val="0A0A0A"/>
+                <w:sz w:val="24"/>
+                <w:szCs w:val="24"/>
+              </w:rPr>
+              <w:br/>
+              <w:t xml:space="preserve">        </w:t>
+            </w:r>
+            <w:r>
+              <w:rPr>
+                <w:rStyle w:val="vszkzc"/>
+                <w:color w:val="9334E6"/>
+                <w:sz w:val="24"/>
+                <w:szCs w:val="24"/>
+              </w:rPr>
+              <w:t>public</w:t>
+            </w:r>
+            <w:r>
+              <w:rPr>
+                <w:rFonts w:cs="Courier New"/>
+                <w:color w:val="0A0A0A"/>
+                <w:sz w:val="24"/>
+                <w:szCs w:val="24"/>
+              </w:rPr>
+              <w:t xml:space="preserve"> </w:t>
+            </w:r>
+            <w:r>
+              <w:rPr>
+                <w:rStyle w:val="vszkzc"/>
+                <w:color w:val="9334E6"/>
+              </w:rPr>
+              <w:t>Integer</w:t>
+            </w:r>
+            <w:r>
+              <w:rPr>
+                <w:rFonts w:cs="Courier New"/>
+                <w:color w:val="0A0A0A"/>
+                <w:sz w:val="24"/>
+                <w:szCs w:val="24"/>
+              </w:rPr>
+              <w:t xml:space="preserve"> </w:t>
+            </w:r>
+            <w:r>
+              <w:rPr>
+                <w:rStyle w:val="mfp83e"/>
+                <w:rFonts w:cs="Courier New"/>
+                <w:color w:val="B45908"/>
+                <w:sz w:val="24"/>
+                <w:szCs w:val="24"/>
+              </w:rPr>
+              <w:t>performAsyncTask</w:t>
+            </w:r>
+            <w:r>
+              <w:rPr>
+                <w:rFonts w:cs="Courier New"/>
+                <w:color w:val="0A0A0A"/>
+                <w:sz w:val="24"/>
+                <w:szCs w:val="24"/>
+              </w:rPr>
+              <w:t>() {</w:t>
+            </w:r>
+            <w:r>
+              <w:rPr>
+                <w:rFonts w:cs="Courier New"/>
+                <w:color w:val="0A0A0A"/>
+                <w:sz w:val="24"/>
+                <w:szCs w:val="24"/>
+              </w:rPr>
+              <w:br/>
+              <w:t xml:space="preserve">            </w:t>
+            </w:r>
+            <w:r>
+              <w:rPr>
+                <w:rStyle w:val="a7yfkb"/>
+                <w:rFonts w:cs="Courier New"/>
+                <w:i/>
+                <w:iCs/>
+                <w:color w:val="80868B"/>
+                <w:sz w:val="24"/>
+                <w:szCs w:val="24"/>
+              </w:rPr>
+              <w:t>// Simulate a long-running task</w:t>
+            </w:r>
+            <w:r>
+              <w:rPr>
+                <w:rFonts w:cs="Courier New"/>
+                <w:color w:val="0A0A0A"/>
+                <w:sz w:val="24"/>
+                <w:szCs w:val="24"/>
+              </w:rPr>
+              <w:br/>
+              <w:t xml:space="preserve">            </w:t>
+            </w:r>
+            <w:r>
+              <w:rPr>
+                <w:rStyle w:val="vszkzc"/>
+                <w:color w:val="9334E6"/>
+                <w:sz w:val="24"/>
+                <w:szCs w:val="24"/>
+              </w:rPr>
+              <w:t>try</w:t>
+            </w:r>
+            <w:r>
+              <w:rPr>
+                <w:rFonts w:cs="Courier New"/>
+                <w:color w:val="0A0A0A"/>
+                <w:sz w:val="24"/>
+                <w:szCs w:val="24"/>
+              </w:rPr>
+              <w:t xml:space="preserve"> {</w:t>
+            </w:r>
+            <w:r>
+              <w:rPr>
+                <w:rFonts w:cs="Courier New"/>
+                <w:color w:val="0A0A0A"/>
+                <w:sz w:val="24"/>
+                <w:szCs w:val="24"/>
+              </w:rPr>
+              <w:br/>
+              <w:t xml:space="preserve">                Thread.sleep(</w:t>
+            </w:r>
+            <w:r>
+              <w:rPr>
+                <w:rStyle w:val="bkvjgc"/>
+                <w:rFonts w:cs="Courier New"/>
+                <w:color w:val="B45908"/>
+                <w:sz w:val="24"/>
+                <w:szCs w:val="24"/>
+              </w:rPr>
+              <w:t>5000</w:t>
+            </w:r>
+            <w:r>
+              <w:rPr>
+                <w:rFonts w:cs="Courier New"/>
+                <w:color w:val="0A0A0A"/>
+                <w:sz w:val="24"/>
+                <w:szCs w:val="24"/>
+              </w:rPr>
+              <w:t>);</w:t>
+            </w:r>
+            <w:r>
+              <w:rPr>
+                <w:rFonts w:cs="Courier New"/>
+                <w:color w:val="0A0A0A"/>
+                <w:sz w:val="24"/>
+                <w:szCs w:val="24"/>
+              </w:rPr>
+              <w:br/>
+              <w:t xml:space="preserve">                System.out.println(</w:t>
+            </w:r>
+            <w:r>
+              <w:rPr>
+                <w:rStyle w:val="rqegvc"/>
+                <w:rFonts w:cs="Courier New"/>
+                <w:color w:val="188038"/>
+                <w:sz w:val="24"/>
+                <w:szCs w:val="24"/>
+              </w:rPr>
+              <w:t>"Async task completed!"</w:t>
+            </w:r>
+            <w:r>
+              <w:rPr>
+                <w:rFonts w:cs="Courier New"/>
+                <w:color w:val="0A0A0A"/>
+                <w:sz w:val="24"/>
+                <w:szCs w:val="24"/>
+              </w:rPr>
+              <w:t>);</w:t>
+            </w:r>
+            <w:r>
+              <w:rPr>
+                <w:rFonts w:cs="Courier New"/>
+                <w:color w:val="0A0A0A"/>
+                <w:sz w:val="24"/>
+                <w:szCs w:val="24"/>
+              </w:rPr>
+              <w:br/>
+            </w:r>
+            <w:r>
+              <w:rPr>
+                <w:rFonts w:cs="Courier New"/>
+                <w:color w:val="0A0A0A"/>
+                <w:sz w:val="24"/>
+                <w:szCs w:val="24"/>
+              </w:rPr>
+              <w:t xml:space="preserve">                 return new AsynResult(any Integer object); or</w:t>
+            </w:r>
+          </w:p>
+          <w:p>
+            <w:pPr>
+              <w:rPr>
+                <w:rFonts w:cs="Courier New"/>
+                <w:color w:val="0A0A0A"/>
+                <w:sz w:val="24"/>
+                <w:szCs w:val="24"/>
+              </w:rPr>
+            </w:pPr>
+            <w:r>
+              <w:rPr>
+                <w:rFonts w:cs="Courier New"/>
+                <w:color w:val="0A0A0A"/>
+                <w:sz w:val="24"/>
+                <w:szCs w:val="24"/>
+              </w:rPr>
+              <w:t xml:space="preserve">                 </w:t>
+            </w:r>
+          </w:p>
+          <w:p>
+            <w:pPr>
+              <w:rPr>
+                <w:rFonts w:cs="Courier New"/>
+                <w:color w:val="0A0A0A"/>
+                <w:sz w:val="24"/>
+                <w:szCs w:val="24"/>
+              </w:rPr>
+            </w:pPr>
+            <w:r>
+              <w:rPr>
+                <w:rFonts w:cs="Courier New"/>
+                <w:color w:val="0A0A0A"/>
+                <w:sz w:val="24"/>
+                <w:szCs w:val="24"/>
+              </w:rPr>
+              <w:t xml:space="preserve">                  return new CompletableFuture.completed(any Object);</w:t>
+            </w:r>
+          </w:p>
+          <w:p>
+            <w:r>
+              <w:rPr>
+                <w:rFonts w:cs="Courier New"/>
+                <w:color w:val="0A0A0A"/>
+                <w:sz w:val="24"/>
+                <w:szCs w:val="24"/>
+              </w:rPr>
+              <w:t xml:space="preserve">            } </w:t>
+            </w:r>
+            <w:r>
+              <w:rPr>
+                <w:rStyle w:val="vszkzc"/>
+                <w:color w:val="9334E6"/>
+                <w:sz w:val="24"/>
+                <w:szCs w:val="24"/>
+              </w:rPr>
+              <w:t>catch</w:t>
+            </w:r>
+            <w:r>
+              <w:rPr>
+                <w:rFonts w:cs="Courier New"/>
+                <w:color w:val="0A0A0A"/>
+                <w:sz w:val="24"/>
+                <w:szCs w:val="24"/>
+              </w:rPr>
+              <w:t xml:space="preserve"> (</w:t>
+            </w:r>
+            <w:r>
+              <w:rPr>
+                <w:rStyle w:val="apb6vc"/>
+                <w:rFonts w:cs="Courier New"/>
+                <w:color w:val="9334E6"/>
+                <w:sz w:val="24"/>
+                <w:szCs w:val="24"/>
+              </w:rPr>
+              <w:t>InterruptedException</w:t>
+            </w:r>
+            <w:r>
+              <w:rPr>
+                <w:rFonts w:cs="Courier New"/>
+                <w:color w:val="0A0A0A"/>
+                <w:sz w:val="24"/>
+                <w:szCs w:val="24"/>
+              </w:rPr>
+              <w:t xml:space="preserve"> </w:t>
+            </w:r>
+            <w:r>
+              <w:rPr>
+                <w:rStyle w:val="mfp83e"/>
+                <w:rFonts w:cs="Courier New"/>
+                <w:color w:val="B45908"/>
+                <w:sz w:val="24"/>
+                <w:szCs w:val="24"/>
+              </w:rPr>
+              <w:t>e</w:t>
+            </w:r>
+            <w:r>
+              <w:rPr>
+                <w:rFonts w:cs="Courier New"/>
+                <w:color w:val="0A0A0A"/>
+                <w:sz w:val="24"/>
+                <w:szCs w:val="24"/>
+              </w:rPr>
+              <w:t>) {</w:t>
+            </w:r>
+            <w:r>
+              <w:rPr>
+                <w:rFonts w:cs="Courier New"/>
+                <w:color w:val="0A0A0A"/>
+                <w:sz w:val="24"/>
+                <w:szCs w:val="24"/>
+              </w:rPr>
+              <w:br/>
+              <w:t xml:space="preserve">                Thread.currentThread().interrupt();</w:t>
+            </w:r>
+            <w:r>
+              <w:rPr>
+                <w:rFonts w:cs="Courier New"/>
+                <w:color w:val="0A0A0A"/>
+                <w:sz w:val="24"/>
+                <w:szCs w:val="24"/>
+              </w:rPr>
+              <w:br/>
+              <w:t xml:space="preserve">            }</w:t>
+            </w:r>
+          </w:p>
+        </w:tc>
+        <w:tc>
+          <w:tcPr>
+            <w:tcW w:w="11515" w:type="dxa"/>
+          </w:tcPr>
+          <w:p>
+            <w:r>
+              <w:t xml:space="preserve">alternate to this is </w:t>
+            </w:r>
+          </w:p>
+          <w:p>
+            <w:r>
+              <w:t>create a runnable class (which have logic run abstract method )</w:t>
+            </w:r>
+          </w:p>
+          <w:p>
+            <w:r>
+              <w:t>and submit this task to pool</w:t>
+            </w:r>
+          </w:p>
+          <w:p/>
+          <w:p>
+            <w:r>
+              <w:t>class MyRunnable extends runnable{</w:t>
+            </w:r>
+          </w:p>
+          <w:p>
+            <w:r>
+              <w:t>public void run(){</w:t>
+            </w:r>
+          </w:p>
+          <w:p>
+            <w:r>
+              <w:t xml:space="preserve">//all web service calling logic </w:t>
+            </w:r>
+          </w:p>
+          <w:p>
+            <w:r>
+              <w:t>}</w:t>
+            </w:r>
+          </w:p>
+          <w:p>
+            <w:r>
+              <w:t>}</w:t>
+            </w:r>
+          </w:p>
+          <w:p/>
+          <w:p>
+            <w:r>
+              <w:t>ExecutorService.submit(runnable task)</w:t>
+            </w:r>
+          </w:p>
+        </w:tc>
+      </w:tr>
+      <w:tr>
+        <w:tc>
+          <w:tcPr>
+            <w:tcW w:w="11515" w:type="dxa"/>
+          </w:tcPr>
+          <w:p>
+            <w:pPr>
+              <w:rPr>
+                <w:rFonts w:cs="Courier New"/>
+                <w:color w:val="0A0A0A"/>
+                <w:sz w:val="24"/>
+                <w:szCs w:val="24"/>
+              </w:rPr>
+            </w:pPr>
+          </w:p>
+        </w:tc>
+        <w:tc>
+          <w:tcPr>
+            <w:tcW w:w="11515" w:type="dxa"/>
           </w:tcPr>
           <w:p/>
         </w:tc>
@@ -13838,6 +14426,36 @@
       <w:lang w:eastAsia="en-IN" w:bidi="te-IN"/>
     </w:rPr>
   </w:style>
+  <w:style w:type="character" w:customStyle="1" w:styleId="apb6vc">
+    <w:name w:val="apb6vc"/>
+    <w:basedOn w:val="DefaultParagraphFont"/>
+    <w:rsid w:val="00EF104A"/>
+  </w:style>
+  <w:style w:type="character" w:customStyle="1" w:styleId="vszkzc">
+    <w:name w:val="vszkzc"/>
+    <w:basedOn w:val="DefaultParagraphFont"/>
+    <w:rsid w:val="00EF104A"/>
+  </w:style>
+  <w:style w:type="character" w:customStyle="1" w:styleId="mfp83e">
+    <w:name w:val="mfp83e"/>
+    <w:basedOn w:val="DefaultParagraphFont"/>
+    <w:rsid w:val="00EF104A"/>
+  </w:style>
+  <w:style w:type="character" w:customStyle="1" w:styleId="a7yfkb">
+    <w:name w:val="a7yfkb"/>
+    <w:basedOn w:val="DefaultParagraphFont"/>
+    <w:rsid w:val="00EF104A"/>
+  </w:style>
+  <w:style w:type="character" w:customStyle="1" w:styleId="bkvjgc">
+    <w:name w:val="bkvjgc"/>
+    <w:basedOn w:val="DefaultParagraphFont"/>
+    <w:rsid w:val="00EF104A"/>
+  </w:style>
+  <w:style w:type="character" w:customStyle="1" w:styleId="rqegvc">
+    <w:name w:val="rqegvc"/>
+    <w:basedOn w:val="DefaultParagraphFont"/>
+    <w:rsid w:val="00EF104A"/>
+  </w:style>
 </w:styles>
 </file>
 
